--- a/Rechnerarchitektur.docx
+++ b/Rechnerarchitektur.docx
@@ -355,16 +355,7 @@
           <w:rFonts w:ascii="Arial" w:eastAsia="Times New Roman" w:hAnsi="Arial" w:cs="Arial"/>
           <w:lang w:eastAsia="de-DE"/>
         </w:rPr>
-        <w:t>Ziel: ein universeller,</w:t>
-      </w:r>
-      <w:bookmarkStart w:id="0" w:name="_GoBack"/>
-      <w:bookmarkEnd w:id="0"/>
-      <w:r>
-        <w:rPr>
-          <w:rFonts w:ascii="Arial" w:eastAsia="Times New Roman" w:hAnsi="Arial" w:cs="Arial"/>
-          <w:lang w:eastAsia="de-DE"/>
-        </w:rPr>
-        <w:t xml:space="preserve"> programmierbarer Rechner</w:t>
+        <w:t>Ziel: ein universeller, programmierbarer Rechner</w:t>
       </w:r>
     </w:p>
     <w:p>
@@ -2140,6 +2131,1496 @@
           <w:lang w:eastAsia="de-DE"/>
         </w:rPr>
         <w:t>Schwerer zu optimieren</w:t>
+      </w:r>
+    </w:p>
+    <w:p>
+      <w:pPr>
+        <w:spacing w:before="100" w:beforeAutospacing="1" w:after="100" w:afterAutospacing="1" w:line="240" w:lineRule="auto"/>
+        <w:rPr>
+          <w:rFonts w:ascii="Arial" w:eastAsia="Times New Roman" w:hAnsi="Arial" w:cs="Arial"/>
+          <w:lang w:eastAsia="de-DE"/>
+        </w:rPr>
+      </w:pPr>
+      <w:r>
+        <w:rPr>
+          <w:rFonts w:ascii="Arial" w:eastAsia="Times New Roman" w:hAnsi="Arial" w:cs="Arial"/>
+          <w:lang w:eastAsia="de-DE"/>
+        </w:rPr>
+        <w:t xml:space="preserve">Monitor </w:t>
+      </w:r>
+      <w:r>
+        <w:rPr>
+          <w:rFonts w:ascii="Arial" w:eastAsia="Times New Roman" w:hAnsi="Arial" w:cs="Arial"/>
+          <w:lang w:eastAsia="de-DE"/>
+        </w:rPr>
+        <w:sym w:font="Wingdings" w:char="F0E0"/>
+      </w:r>
+      <w:r>
+        <w:rPr>
+          <w:rFonts w:ascii="Arial" w:eastAsia="Times New Roman" w:hAnsi="Arial" w:cs="Arial"/>
+          <w:lang w:eastAsia="de-DE"/>
+        </w:rPr>
+        <w:t xml:space="preserve"> HDMI, </w:t>
+      </w:r>
+      <w:proofErr w:type="spellStart"/>
+      <w:r>
+        <w:rPr>
+          <w:rFonts w:ascii="Arial" w:eastAsia="Times New Roman" w:hAnsi="Arial" w:cs="Arial"/>
+          <w:lang w:eastAsia="de-DE"/>
+        </w:rPr>
+        <w:t>display</w:t>
+      </w:r>
+      <w:proofErr w:type="spellEnd"/>
+      <w:r>
+        <w:rPr>
+          <w:rFonts w:ascii="Arial" w:eastAsia="Times New Roman" w:hAnsi="Arial" w:cs="Arial"/>
+          <w:lang w:eastAsia="de-DE"/>
+        </w:rPr>
+        <w:t xml:space="preserve"> </w:t>
+      </w:r>
+      <w:proofErr w:type="spellStart"/>
+      <w:r>
+        <w:rPr>
+          <w:rFonts w:ascii="Arial" w:eastAsia="Times New Roman" w:hAnsi="Arial" w:cs="Arial"/>
+          <w:lang w:eastAsia="de-DE"/>
+        </w:rPr>
+        <w:t>port</w:t>
+      </w:r>
+      <w:proofErr w:type="spellEnd"/>
+      <w:r>
+        <w:rPr>
+          <w:rFonts w:ascii="Arial" w:eastAsia="Times New Roman" w:hAnsi="Arial" w:cs="Arial"/>
+          <w:lang w:eastAsia="de-DE"/>
+        </w:rPr>
+        <w:t>, VGA, DVI</w:t>
+      </w:r>
+    </w:p>
+    <w:p>
+      <w:pPr>
+        <w:spacing w:before="100" w:beforeAutospacing="1" w:after="100" w:afterAutospacing="1" w:line="240" w:lineRule="auto"/>
+        <w:rPr>
+          <w:rFonts w:ascii="Arial" w:eastAsia="Times New Roman" w:hAnsi="Arial" w:cs="Arial"/>
+          <w:lang w:eastAsia="de-DE"/>
+        </w:rPr>
+      </w:pPr>
+      <w:r>
+        <w:rPr>
+          <w:rFonts w:ascii="Arial" w:eastAsia="Times New Roman" w:hAnsi="Arial" w:cs="Arial"/>
+          <w:lang w:eastAsia="de-DE"/>
+        </w:rPr>
+        <w:t xml:space="preserve">Maus, Tastatur … </w:t>
+      </w:r>
+      <w:r>
+        <w:rPr>
+          <w:rFonts w:ascii="Arial" w:eastAsia="Times New Roman" w:hAnsi="Arial" w:cs="Arial"/>
+          <w:lang w:eastAsia="de-DE"/>
+        </w:rPr>
+        <w:sym w:font="Wingdings" w:char="F0E0"/>
+      </w:r>
+      <w:r>
+        <w:rPr>
+          <w:rFonts w:ascii="Arial" w:eastAsia="Times New Roman" w:hAnsi="Arial" w:cs="Arial"/>
+          <w:lang w:eastAsia="de-DE"/>
+        </w:rPr>
+        <w:t xml:space="preserve"> USB</w:t>
+      </w:r>
+    </w:p>
+    <w:p>
+      <w:pPr>
+        <w:spacing w:before="100" w:beforeAutospacing="1" w:after="100" w:afterAutospacing="1" w:line="240" w:lineRule="auto"/>
+        <w:rPr>
+          <w:rFonts w:ascii="Arial" w:eastAsia="Times New Roman" w:hAnsi="Arial" w:cs="Arial"/>
+          <w:lang w:eastAsia="de-DE"/>
+        </w:rPr>
+      </w:pPr>
+      <w:r>
+        <w:rPr>
+          <w:rFonts w:ascii="Arial" w:eastAsia="Times New Roman" w:hAnsi="Arial" w:cs="Arial"/>
+          <w:lang w:eastAsia="de-DE"/>
+        </w:rPr>
+        <w:t xml:space="preserve">SSD / HDD </w:t>
+      </w:r>
+      <w:r>
+        <w:rPr>
+          <w:rFonts w:ascii="Arial" w:eastAsia="Times New Roman" w:hAnsi="Arial" w:cs="Arial"/>
+          <w:lang w:eastAsia="de-DE"/>
+        </w:rPr>
+        <w:sym w:font="Wingdings" w:char="F0E0"/>
+      </w:r>
+      <w:r>
+        <w:rPr>
+          <w:rFonts w:ascii="Arial" w:eastAsia="Times New Roman" w:hAnsi="Arial" w:cs="Arial"/>
+          <w:lang w:eastAsia="de-DE"/>
+        </w:rPr>
+        <w:t xml:space="preserve"> SATA</w:t>
+      </w:r>
+    </w:p>
+    <w:p>
+      <w:pPr>
+        <w:spacing w:before="100" w:beforeAutospacing="1" w:after="100" w:afterAutospacing="1" w:line="240" w:lineRule="auto"/>
+        <w:outlineLvl w:val="1"/>
+        <w:rPr>
+          <w:rFonts w:ascii="Arial" w:eastAsia="Times New Roman" w:hAnsi="Arial" w:cs="Arial"/>
+          <w:b/>
+          <w:bCs/>
+          <w:lang w:eastAsia="de-DE"/>
+        </w:rPr>
+      </w:pPr>
+      <w:r>
+        <w:rPr>
+          <w:rFonts w:ascii="Arial" w:eastAsia="Times New Roman" w:hAnsi="Arial" w:cs="Arial"/>
+          <w:b/>
+          <w:bCs/>
+          <w:lang w:eastAsia="de-DE"/>
+        </w:rPr>
+        <w:t>Einordnung im Kontext der John von Neumann-Architektur</w:t>
+      </w:r>
+    </w:p>
+    <w:p>
+      <w:pPr>
+        <w:spacing w:before="100" w:beforeAutospacing="1" w:after="100" w:afterAutospacing="1" w:line="240" w:lineRule="auto"/>
+        <w:outlineLvl w:val="2"/>
+        <w:rPr>
+          <w:rFonts w:ascii="Arial" w:eastAsia="Times New Roman" w:hAnsi="Arial" w:cs="Arial"/>
+          <w:b/>
+          <w:bCs/>
+          <w:lang w:eastAsia="de-DE"/>
+        </w:rPr>
+      </w:pPr>
+      <w:r>
+        <w:rPr>
+          <w:rFonts w:ascii="Arial" w:eastAsia="Times New Roman" w:hAnsi="Arial" w:cs="Arial"/>
+          <w:b/>
+          <w:bCs/>
+          <w:lang w:eastAsia="de-DE"/>
+        </w:rPr>
+        <w:t>Was gehört zum „Speicherwerk“?</w:t>
+      </w:r>
+    </w:p>
+    <w:p>
+      <w:pPr>
+        <w:spacing w:before="100" w:beforeAutospacing="1" w:after="100" w:afterAutospacing="1" w:line="240" w:lineRule="auto"/>
+        <w:rPr>
+          <w:rFonts w:ascii="Arial" w:eastAsia="Times New Roman" w:hAnsi="Arial" w:cs="Arial"/>
+          <w:lang w:eastAsia="de-DE"/>
+        </w:rPr>
+      </w:pPr>
+      <w:r>
+        <w:rPr>
+          <w:rFonts w:ascii="Arial" w:eastAsia="Times New Roman" w:hAnsi="Arial" w:cs="Arial"/>
+          <w:lang w:eastAsia="de-DE"/>
+        </w:rPr>
+        <w:t xml:space="preserve">In der klassischen Von-Neumann-Architektur umfasst das </w:t>
+      </w:r>
+      <w:r>
+        <w:rPr>
+          <w:rFonts w:ascii="Arial" w:eastAsia="Times New Roman" w:hAnsi="Arial" w:cs="Arial"/>
+          <w:b/>
+          <w:bCs/>
+          <w:lang w:eastAsia="de-DE"/>
+        </w:rPr>
+        <w:t>Speicherwerk</w:t>
+      </w:r>
+      <w:r>
+        <w:rPr>
+          <w:rFonts w:ascii="Arial" w:eastAsia="Times New Roman" w:hAnsi="Arial" w:cs="Arial"/>
+          <w:lang w:eastAsia="de-DE"/>
+        </w:rPr>
+        <w:t>:</w:t>
+      </w:r>
+    </w:p>
+    <w:p>
+      <w:pPr>
+        <w:numPr>
+          <w:ilvl w:val="0"/>
+          <w:numId w:val="22"/>
+        </w:numPr>
+        <w:spacing w:before="100" w:beforeAutospacing="1" w:after="100" w:afterAutospacing="1" w:line="240" w:lineRule="auto"/>
+        <w:rPr>
+          <w:rFonts w:ascii="Arial" w:eastAsia="Times New Roman" w:hAnsi="Arial" w:cs="Arial"/>
+          <w:lang w:eastAsia="de-DE"/>
+        </w:rPr>
+      </w:pPr>
+      <w:r>
+        <w:rPr>
+          <w:rFonts w:ascii="Arial" w:eastAsia="Times New Roman" w:hAnsi="Arial" w:cs="Arial"/>
+          <w:lang w:eastAsia="de-DE"/>
+        </w:rPr>
+        <w:t xml:space="preserve">den </w:t>
+      </w:r>
+      <w:r>
+        <w:rPr>
+          <w:rFonts w:ascii="Arial" w:eastAsia="Times New Roman" w:hAnsi="Arial" w:cs="Arial"/>
+          <w:b/>
+          <w:bCs/>
+          <w:lang w:eastAsia="de-DE"/>
+        </w:rPr>
+        <w:t>Hauptspeicher (RAM)</w:t>
+      </w:r>
+      <w:r>
+        <w:rPr>
+          <w:rFonts w:ascii="Arial" w:eastAsia="Times New Roman" w:hAnsi="Arial" w:cs="Arial"/>
+          <w:lang w:eastAsia="de-DE"/>
+        </w:rPr>
+        <w:t xml:space="preserve"> </w:t>
+      </w:r>
+    </w:p>
+    <w:p>
+      <w:pPr>
+        <w:numPr>
+          <w:ilvl w:val="0"/>
+          <w:numId w:val="22"/>
+        </w:numPr>
+        <w:spacing w:before="100" w:beforeAutospacing="1" w:after="100" w:afterAutospacing="1" w:line="240" w:lineRule="auto"/>
+        <w:rPr>
+          <w:rFonts w:ascii="Arial" w:eastAsia="Times New Roman" w:hAnsi="Arial" w:cs="Arial"/>
+          <w:lang w:eastAsia="de-DE"/>
+        </w:rPr>
+      </w:pPr>
+      <w:r>
+        <w:rPr>
+          <w:rFonts w:ascii="Arial" w:eastAsia="Times New Roman" w:hAnsi="Arial" w:cs="Arial"/>
+          <w:lang w:eastAsia="de-DE"/>
+        </w:rPr>
+        <w:t xml:space="preserve">dort werden </w:t>
+      </w:r>
+      <w:r>
+        <w:rPr>
+          <w:rFonts w:ascii="Arial" w:eastAsia="Times New Roman" w:hAnsi="Arial" w:cs="Arial"/>
+          <w:b/>
+          <w:bCs/>
+          <w:lang w:eastAsia="de-DE"/>
+        </w:rPr>
+        <w:t>Programme und Daten gemeinsam abgelegt</w:t>
+      </w:r>
+      <w:r>
+        <w:rPr>
+          <w:rFonts w:ascii="Arial" w:eastAsia="Times New Roman" w:hAnsi="Arial" w:cs="Arial"/>
+          <w:lang w:eastAsia="de-DE"/>
+        </w:rPr>
+        <w:t xml:space="preserve"> </w:t>
+      </w:r>
+    </w:p>
+    <w:p>
+      <w:pPr>
+        <w:spacing w:before="100" w:beforeAutospacing="1" w:after="100" w:afterAutospacing="1" w:line="240" w:lineRule="auto"/>
+        <w:rPr>
+          <w:rFonts w:ascii="Arial" w:eastAsia="Times New Roman" w:hAnsi="Arial" w:cs="Arial"/>
+          <w:lang w:eastAsia="de-DE"/>
+        </w:rPr>
+      </w:pPr>
+      <w:r>
+        <w:rPr>
+          <w:rFonts w:ascii="Arial" w:eastAsia="Times New Roman" w:hAnsi="Arial" w:cs="Arial"/>
+          <w:lang w:eastAsia="de-DE"/>
+        </w:rPr>
+        <w:t>Der RAM ist direkt mit der CPU verbunden und wird aktiv im Rechenprozess genutzt.</w:t>
+      </w:r>
+    </w:p>
+    <w:p>
+      <w:pPr>
+        <w:spacing w:before="100" w:beforeAutospacing="1" w:after="100" w:afterAutospacing="1" w:line="240" w:lineRule="auto"/>
+        <w:outlineLvl w:val="2"/>
+        <w:rPr>
+          <w:rFonts w:ascii="Arial" w:eastAsia="Times New Roman" w:hAnsi="Arial" w:cs="Arial"/>
+          <w:b/>
+          <w:bCs/>
+          <w:lang w:eastAsia="de-DE"/>
+        </w:rPr>
+      </w:pPr>
+      <w:r>
+        <w:rPr>
+          <w:rFonts w:ascii="Arial" w:eastAsia="Times New Roman" w:hAnsi="Arial" w:cs="Arial"/>
+          <w:b/>
+          <w:bCs/>
+          <w:lang w:eastAsia="de-DE"/>
+        </w:rPr>
+        <w:t>Was ist mit Festplatten?</w:t>
+      </w:r>
+    </w:p>
+    <w:p>
+      <w:pPr>
+        <w:numPr>
+          <w:ilvl w:val="0"/>
+          <w:numId w:val="23"/>
+        </w:numPr>
+        <w:spacing w:before="100" w:beforeAutospacing="1" w:after="100" w:afterAutospacing="1" w:line="240" w:lineRule="auto"/>
+        <w:rPr>
+          <w:rFonts w:ascii="Arial" w:eastAsia="Times New Roman" w:hAnsi="Arial" w:cs="Arial"/>
+          <w:lang w:eastAsia="de-DE"/>
+        </w:rPr>
+      </w:pPr>
+      <w:r>
+        <w:rPr>
+          <w:rFonts w:ascii="Arial" w:eastAsia="Times New Roman" w:hAnsi="Arial" w:cs="Arial"/>
+          <w:b/>
+          <w:bCs/>
+          <w:lang w:eastAsia="de-DE"/>
+        </w:rPr>
+        <w:t>Festplatten (HDD/SSD)</w:t>
+      </w:r>
+      <w:r>
+        <w:rPr>
+          <w:rFonts w:ascii="Arial" w:eastAsia="Times New Roman" w:hAnsi="Arial" w:cs="Arial"/>
+          <w:lang w:eastAsia="de-DE"/>
+        </w:rPr>
+        <w:t xml:space="preserve"> gehören </w:t>
+      </w:r>
+      <w:r>
+        <w:rPr>
+          <w:rFonts w:ascii="Arial" w:eastAsia="Times New Roman" w:hAnsi="Arial" w:cs="Arial"/>
+          <w:b/>
+          <w:bCs/>
+          <w:lang w:eastAsia="de-DE"/>
+        </w:rPr>
+        <w:t>nicht</w:t>
+      </w:r>
+      <w:r>
+        <w:rPr>
+          <w:rFonts w:ascii="Arial" w:eastAsia="Times New Roman" w:hAnsi="Arial" w:cs="Arial"/>
+          <w:lang w:eastAsia="de-DE"/>
+        </w:rPr>
+        <w:t xml:space="preserve"> zum eigentlichen Speicherwerk im engeren architektonischen Sinn </w:t>
+      </w:r>
+    </w:p>
+    <w:p>
+      <w:pPr>
+        <w:numPr>
+          <w:ilvl w:val="0"/>
+          <w:numId w:val="23"/>
+        </w:numPr>
+        <w:spacing w:before="100" w:beforeAutospacing="1" w:after="100" w:afterAutospacing="1" w:line="240" w:lineRule="auto"/>
+        <w:rPr>
+          <w:rFonts w:ascii="Arial" w:eastAsia="Times New Roman" w:hAnsi="Arial" w:cs="Arial"/>
+          <w:lang w:eastAsia="de-DE"/>
+        </w:rPr>
+      </w:pPr>
+      <w:r>
+        <w:rPr>
+          <w:rFonts w:ascii="Arial" w:eastAsia="Times New Roman" w:hAnsi="Arial" w:cs="Arial"/>
+          <w:lang w:eastAsia="de-DE"/>
+        </w:rPr>
+        <w:t xml:space="preserve">Sie zählen zu: </w:t>
+      </w:r>
+    </w:p>
+    <w:p>
+      <w:pPr>
+        <w:numPr>
+          <w:ilvl w:val="1"/>
+          <w:numId w:val="23"/>
+        </w:numPr>
+        <w:spacing w:before="100" w:beforeAutospacing="1" w:after="100" w:afterAutospacing="1" w:line="240" w:lineRule="auto"/>
+        <w:rPr>
+          <w:rFonts w:ascii="Arial" w:eastAsia="Times New Roman" w:hAnsi="Arial" w:cs="Arial"/>
+          <w:lang w:eastAsia="de-DE"/>
+        </w:rPr>
+      </w:pPr>
+      <w:r>
+        <w:rPr>
+          <w:rFonts w:ascii="Arial" w:eastAsia="Times New Roman" w:hAnsi="Arial" w:cs="Arial"/>
+          <w:b/>
+          <w:bCs/>
+          <w:lang w:eastAsia="de-DE"/>
+        </w:rPr>
+        <w:t>Sekundärspeicher / Massenspeicher</w:t>
+      </w:r>
+      <w:r>
+        <w:rPr>
+          <w:rFonts w:ascii="Arial" w:eastAsia="Times New Roman" w:hAnsi="Arial" w:cs="Arial"/>
+          <w:lang w:eastAsia="de-DE"/>
+        </w:rPr>
+        <w:t xml:space="preserve"> </w:t>
+      </w:r>
+    </w:p>
+    <w:p>
+      <w:pPr>
+        <w:numPr>
+          <w:ilvl w:val="1"/>
+          <w:numId w:val="23"/>
+        </w:numPr>
+        <w:spacing w:before="100" w:beforeAutospacing="1" w:after="100" w:afterAutospacing="1" w:line="240" w:lineRule="auto"/>
+        <w:rPr>
+          <w:rFonts w:ascii="Arial" w:eastAsia="Times New Roman" w:hAnsi="Arial" w:cs="Arial"/>
+          <w:lang w:eastAsia="de-DE"/>
+        </w:rPr>
+      </w:pPr>
+      <w:r>
+        <w:rPr>
+          <w:rFonts w:ascii="Arial" w:eastAsia="Times New Roman" w:hAnsi="Arial" w:cs="Arial"/>
+          <w:lang w:eastAsia="de-DE"/>
+        </w:rPr>
+        <w:t xml:space="preserve">bzw. zur </w:t>
+      </w:r>
+      <w:r>
+        <w:rPr>
+          <w:rFonts w:ascii="Arial" w:eastAsia="Times New Roman" w:hAnsi="Arial" w:cs="Arial"/>
+          <w:b/>
+          <w:bCs/>
+          <w:lang w:eastAsia="de-DE"/>
+        </w:rPr>
+        <w:t>Ein-/Ausgabe (I/O)</w:t>
+      </w:r>
+      <w:r>
+        <w:rPr>
+          <w:rFonts w:ascii="Arial" w:eastAsia="Times New Roman" w:hAnsi="Arial" w:cs="Arial"/>
+          <w:lang w:eastAsia="de-DE"/>
+        </w:rPr>
+        <w:t xml:space="preserve"> </w:t>
+      </w:r>
+    </w:p>
+    <w:p>
+      <w:pPr>
+        <w:spacing w:before="100" w:beforeAutospacing="1" w:after="100" w:afterAutospacing="1" w:line="240" w:lineRule="auto"/>
+        <w:rPr>
+          <w:rFonts w:ascii="Arial" w:eastAsia="Times New Roman" w:hAnsi="Arial" w:cs="Arial"/>
+          <w:lang w:eastAsia="de-DE"/>
+        </w:rPr>
+      </w:pPr>
+      <w:r>
+        <w:rPr>
+          <w:rFonts w:ascii="Arial" w:eastAsia="Times New Roman" w:hAnsi="Arial" w:cs="Arial"/>
+          <w:lang w:eastAsia="de-DE"/>
+        </w:rPr>
+        <w:t>Sie sind:</w:t>
+      </w:r>
+    </w:p>
+    <w:p>
+      <w:pPr>
+        <w:numPr>
+          <w:ilvl w:val="0"/>
+          <w:numId w:val="24"/>
+        </w:numPr>
+        <w:spacing w:before="100" w:beforeAutospacing="1" w:after="100" w:afterAutospacing="1" w:line="240" w:lineRule="auto"/>
+        <w:rPr>
+          <w:rFonts w:ascii="Arial" w:eastAsia="Times New Roman" w:hAnsi="Arial" w:cs="Arial"/>
+          <w:lang w:eastAsia="de-DE"/>
+        </w:rPr>
+      </w:pPr>
+      <w:r>
+        <w:rPr>
+          <w:rFonts w:ascii="Arial" w:eastAsia="Times New Roman" w:hAnsi="Arial" w:cs="Arial"/>
+          <w:lang w:eastAsia="de-DE"/>
+        </w:rPr>
+        <w:t xml:space="preserve">langsamer </w:t>
+      </w:r>
+    </w:p>
+    <w:p>
+      <w:pPr>
+        <w:numPr>
+          <w:ilvl w:val="0"/>
+          <w:numId w:val="24"/>
+        </w:numPr>
+        <w:spacing w:before="100" w:beforeAutospacing="1" w:after="100" w:afterAutospacing="1" w:line="240" w:lineRule="auto"/>
+        <w:rPr>
+          <w:rFonts w:ascii="Arial" w:eastAsia="Times New Roman" w:hAnsi="Arial" w:cs="Arial"/>
+          <w:lang w:eastAsia="de-DE"/>
+        </w:rPr>
+      </w:pPr>
+      <w:r>
+        <w:rPr>
+          <w:rFonts w:ascii="Arial" w:eastAsia="Times New Roman" w:hAnsi="Arial" w:cs="Arial"/>
+          <w:lang w:eastAsia="de-DE"/>
+        </w:rPr>
+        <w:t xml:space="preserve">nicht direkt Teil des </w:t>
+      </w:r>
+      <w:proofErr w:type="spellStart"/>
+      <w:r>
+        <w:rPr>
+          <w:rFonts w:ascii="Arial" w:eastAsia="Times New Roman" w:hAnsi="Arial" w:cs="Arial"/>
+          <w:lang w:eastAsia="de-DE"/>
+        </w:rPr>
+        <w:t>Fetch</w:t>
+      </w:r>
+      <w:proofErr w:type="spellEnd"/>
+      <w:r>
+        <w:rPr>
+          <w:rFonts w:ascii="Arial" w:eastAsia="Times New Roman" w:hAnsi="Arial" w:cs="Arial"/>
+          <w:lang w:eastAsia="de-DE"/>
+        </w:rPr>
+        <w:t>–</w:t>
+      </w:r>
+      <w:proofErr w:type="spellStart"/>
+      <w:r>
+        <w:rPr>
+          <w:rFonts w:ascii="Arial" w:eastAsia="Times New Roman" w:hAnsi="Arial" w:cs="Arial"/>
+          <w:lang w:eastAsia="de-DE"/>
+        </w:rPr>
+        <w:t>Decode</w:t>
+      </w:r>
+      <w:proofErr w:type="spellEnd"/>
+      <w:r>
+        <w:rPr>
+          <w:rFonts w:ascii="Arial" w:eastAsia="Times New Roman" w:hAnsi="Arial" w:cs="Arial"/>
+          <w:lang w:eastAsia="de-DE"/>
+        </w:rPr>
+        <w:t xml:space="preserve">–Execute-Zyklus </w:t>
+      </w:r>
+    </w:p>
+    <w:p>
+      <w:pPr>
+        <w:numPr>
+          <w:ilvl w:val="0"/>
+          <w:numId w:val="24"/>
+        </w:numPr>
+        <w:spacing w:before="100" w:beforeAutospacing="1" w:after="100" w:afterAutospacing="1" w:line="240" w:lineRule="auto"/>
+        <w:rPr>
+          <w:rFonts w:ascii="Arial" w:eastAsia="Times New Roman" w:hAnsi="Arial" w:cs="Arial"/>
+          <w:lang w:eastAsia="de-DE"/>
+        </w:rPr>
+      </w:pPr>
+      <w:r>
+        <w:rPr>
+          <w:rFonts w:ascii="Arial" w:eastAsia="Times New Roman" w:hAnsi="Arial" w:cs="Arial"/>
+          <w:lang w:eastAsia="de-DE"/>
+        </w:rPr>
+        <w:t xml:space="preserve">dienen der </w:t>
+      </w:r>
+      <w:r>
+        <w:rPr>
+          <w:rFonts w:ascii="Arial" w:eastAsia="Times New Roman" w:hAnsi="Arial" w:cs="Arial"/>
+          <w:b/>
+          <w:bCs/>
+          <w:lang w:eastAsia="de-DE"/>
+        </w:rPr>
+        <w:t>dauerhaften Speicherung</w:t>
+      </w:r>
+      <w:r>
+        <w:rPr>
+          <w:rFonts w:ascii="Arial" w:eastAsia="Times New Roman" w:hAnsi="Arial" w:cs="Arial"/>
+          <w:lang w:eastAsia="de-DE"/>
+        </w:rPr>
+        <w:t xml:space="preserve">, nicht der unmittelbaren Verarbeitung </w:t>
+      </w:r>
+    </w:p>
+    <w:p>
+      <w:pPr>
+        <w:spacing w:before="100" w:beforeAutospacing="1" w:after="100" w:afterAutospacing="1" w:line="240" w:lineRule="auto"/>
+        <w:rPr>
+          <w:rFonts w:ascii="Arial" w:eastAsia="Times New Roman" w:hAnsi="Arial" w:cs="Arial"/>
+          <w:b/>
+          <w:sz w:val="28"/>
+          <w:lang w:eastAsia="de-DE"/>
+        </w:rPr>
+      </w:pPr>
+    </w:p>
+    <w:p>
+      <w:pPr>
+        <w:spacing w:before="100" w:beforeAutospacing="1" w:after="100" w:afterAutospacing="1" w:line="240" w:lineRule="auto"/>
+        <w:rPr>
+          <w:rFonts w:ascii="Arial" w:eastAsia="Times New Roman" w:hAnsi="Arial" w:cs="Arial"/>
+          <w:b/>
+          <w:sz w:val="28"/>
+          <w:lang w:eastAsia="de-DE"/>
+        </w:rPr>
+      </w:pPr>
+      <w:r>
+        <w:rPr>
+          <w:rFonts w:ascii="Arial" w:eastAsia="Times New Roman" w:hAnsi="Arial" w:cs="Arial"/>
+          <w:b/>
+          <w:sz w:val="28"/>
+          <w:lang w:eastAsia="de-DE"/>
+        </w:rPr>
+        <w:lastRenderedPageBreak/>
+        <w:t>Von-Neumann-Architektur</w:t>
+      </w:r>
+    </w:p>
+    <w:p>
+      <w:pPr>
+        <w:spacing w:before="100" w:beforeAutospacing="1" w:after="100" w:afterAutospacing="1" w:line="240" w:lineRule="auto"/>
+        <w:rPr>
+          <w:rFonts w:ascii="Arial" w:eastAsia="Times New Roman" w:hAnsi="Arial" w:cs="Arial"/>
+          <w:lang w:eastAsia="de-DE"/>
+        </w:rPr>
+      </w:pPr>
+      <w:r>
+        <w:rPr>
+          <w:rFonts w:ascii="Arial" w:eastAsia="Times New Roman" w:hAnsi="Arial" w:cs="Arial"/>
+          <w:lang w:eastAsia="de-DE"/>
+        </w:rPr>
+        <w:t>Problem:</w:t>
+      </w:r>
+    </w:p>
+    <w:p>
+      <w:pPr>
+        <w:numPr>
+          <w:ilvl w:val="0"/>
+          <w:numId w:val="5"/>
+        </w:numPr>
+        <w:spacing w:before="100" w:beforeAutospacing="1" w:after="100" w:afterAutospacing="1" w:line="240" w:lineRule="auto"/>
+        <w:rPr>
+          <w:rFonts w:ascii="Arial" w:eastAsia="Times New Roman" w:hAnsi="Arial" w:cs="Arial"/>
+          <w:lang w:eastAsia="de-DE"/>
+        </w:rPr>
+      </w:pPr>
+      <w:r>
+        <w:rPr>
+          <w:rFonts w:ascii="Arial" w:eastAsia="Times New Roman" w:hAnsi="Arial" w:cs="Arial"/>
+          <w:b/>
+          <w:bCs/>
+          <w:lang w:eastAsia="de-DE"/>
+        </w:rPr>
+        <w:t>Von-Neumann-Flaschenhals</w:t>
+      </w:r>
+      <w:r>
+        <w:rPr>
+          <w:rFonts w:ascii="Arial" w:eastAsia="Times New Roman" w:hAnsi="Arial" w:cs="Arial"/>
+          <w:lang w:eastAsia="de-DE"/>
+        </w:rPr>
+        <w:t xml:space="preserve"> (gemeinsamer Bus für Daten &amp; Befehle)</w:t>
+      </w:r>
+    </w:p>
+    <w:p>
+      <w:pPr>
+        <w:numPr>
+          <w:ilvl w:val="0"/>
+          <w:numId w:val="5"/>
+        </w:numPr>
+        <w:spacing w:before="100" w:beforeAutospacing="1" w:after="100" w:afterAutospacing="1" w:line="240" w:lineRule="auto"/>
+        <w:ind w:left="714" w:hanging="357"/>
+        <w:rPr>
+          <w:rFonts w:ascii="Arial" w:eastAsia="Times New Roman" w:hAnsi="Arial" w:cs="Arial"/>
+          <w:lang w:eastAsia="de-DE"/>
+        </w:rPr>
+      </w:pPr>
+      <w:r>
+        <w:rPr>
+          <w:rFonts w:ascii="Arial" w:eastAsia="Times New Roman" w:hAnsi="Arial" w:cs="Arial"/>
+          <w:lang w:eastAsia="de-DE"/>
+        </w:rPr>
+        <w:t>Begrenzte Parallelität</w:t>
+      </w:r>
+    </w:p>
+    <w:p>
+      <w:pPr>
+        <w:numPr>
+          <w:ilvl w:val="0"/>
+          <w:numId w:val="5"/>
+        </w:numPr>
+        <w:spacing w:before="100" w:beforeAutospacing="1" w:after="100" w:afterAutospacing="1" w:line="240" w:lineRule="auto"/>
+        <w:ind w:left="714" w:hanging="357"/>
+        <w:rPr>
+          <w:rFonts w:ascii="Arial" w:eastAsia="Times New Roman" w:hAnsi="Arial" w:cs="Arial"/>
+          <w:lang w:eastAsia="de-DE"/>
+        </w:rPr>
+      </w:pPr>
+      <w:r>
+        <w:rPr>
+          <w:rFonts w:ascii="Arial" w:eastAsia="Times New Roman" w:hAnsi="Arial" w:cs="Arial"/>
+          <w:lang w:eastAsia="de-DE"/>
+        </w:rPr>
+        <w:t>Leistungsengpässe bei modernen Anwendungen</w:t>
+      </w:r>
+    </w:p>
+    <w:p>
+      <w:pPr>
+        <w:spacing w:before="100" w:beforeAutospacing="1" w:after="100" w:afterAutospacing="1" w:line="240" w:lineRule="auto"/>
+        <w:rPr>
+          <w:rFonts w:ascii="Arial" w:eastAsia="Times New Roman" w:hAnsi="Arial" w:cs="Arial"/>
+          <w:lang w:eastAsia="de-DE"/>
+        </w:rPr>
+      </w:pPr>
+      <w:r>
+        <w:rPr>
+          <w:rFonts w:ascii="Arial" w:eastAsia="Times New Roman" w:hAnsi="Arial" w:cs="Arial"/>
+          <w:lang w:eastAsia="de-DE"/>
+        </w:rPr>
+        <w:t>Lösung durch Cache:</w:t>
+      </w:r>
+    </w:p>
+    <w:p>
+      <w:pPr>
+        <w:pStyle w:val="Listenabsatz"/>
+        <w:numPr>
+          <w:ilvl w:val="0"/>
+          <w:numId w:val="27"/>
+        </w:numPr>
+        <w:shd w:val="clear" w:color="auto" w:fill="FFFFFF"/>
+        <w:spacing w:after="0" w:line="240" w:lineRule="auto"/>
+        <w:ind w:left="731" w:hanging="357"/>
+        <w:rPr>
+          <w:rFonts w:ascii="Arial" w:eastAsia="Times New Roman" w:hAnsi="Arial" w:cs="Arial"/>
+          <w:lang w:eastAsia="de-DE"/>
+        </w:rPr>
+      </w:pPr>
+      <w:r>
+        <w:rPr>
+          <w:rFonts w:ascii="Arial" w:eastAsia="Times New Roman" w:hAnsi="Arial" w:cs="Arial"/>
+          <w:lang w:eastAsia="de-DE"/>
+        </w:rPr>
+        <w:t>Befehle und Daten, die üblicherweise als erstes drankommen, werden im Voraus in den Cache geholt, damit sie bei Bedarf sofort zur Verfügung stehen.</w:t>
+      </w:r>
+    </w:p>
+    <w:p>
+      <w:pPr>
+        <w:pStyle w:val="Listenabsatz"/>
+        <w:spacing w:before="100" w:beforeAutospacing="1" w:after="100" w:afterAutospacing="1" w:line="240" w:lineRule="auto"/>
+        <w:rPr>
+          <w:rFonts w:ascii="Arial" w:eastAsia="Times New Roman" w:hAnsi="Arial" w:cs="Arial"/>
+          <w:lang w:eastAsia="de-DE"/>
+        </w:rPr>
+      </w:pPr>
+      <w:r>
+        <w:rPr>
+          <w:rFonts w:ascii="Arial" w:eastAsia="Times New Roman" w:hAnsi="Arial" w:cs="Arial"/>
+          <w:noProof/>
+          <w:lang w:eastAsia="de-DE"/>
+        </w:rPr>
+        <w:drawing>
+          <wp:anchor distT="0" distB="0" distL="114300" distR="114300" simplePos="0" relativeHeight="251659264" behindDoc="0" locked="0" layoutInCell="1" allowOverlap="1" wp14:anchorId="38BA8FC6">
+            <wp:simplePos x="0" y="0"/>
+            <wp:positionH relativeFrom="margin">
+              <wp:posOffset>161925</wp:posOffset>
+            </wp:positionH>
+            <wp:positionV relativeFrom="paragraph">
+              <wp:posOffset>61670</wp:posOffset>
+            </wp:positionV>
+            <wp:extent cx="5437286" cy="2825087"/>
+            <wp:effectExtent l="0" t="0" r="0" b="0"/>
+            <wp:wrapNone/>
+            <wp:docPr id="4" name="Grafik 4"/>
+            <wp:cNvGraphicFramePr>
+              <a:graphicFrameLocks xmlns:a="http://schemas.openxmlformats.org/drawingml/2006/main" noChangeAspect="1"/>
+            </wp:cNvGraphicFramePr>
+            <a:graphic xmlns:a="http://schemas.openxmlformats.org/drawingml/2006/main">
+              <a:graphicData uri="http://schemas.openxmlformats.org/drawingml/2006/picture">
+                <pic:pic xmlns:pic="http://schemas.openxmlformats.org/drawingml/2006/picture">
+                  <pic:nvPicPr>
+                    <pic:cNvPr id="0" name="Picture 3"/>
+                    <pic:cNvPicPr>
+                      <a:picLocks noChangeAspect="1" noChangeArrowheads="1"/>
+                    </pic:cNvPicPr>
+                  </pic:nvPicPr>
+                  <pic:blipFill>
+                    <a:blip r:embed="rId11">
+                      <a:extLst>
+                        <a:ext uri="{28A0092B-C50C-407E-A947-70E740481C1C}">
+                          <a14:useLocalDpi xmlns:a14="http://schemas.microsoft.com/office/drawing/2010/main" val="0"/>
+                        </a:ext>
+                      </a:extLst>
+                    </a:blip>
+                    <a:srcRect/>
+                    <a:stretch>
+                      <a:fillRect/>
+                    </a:stretch>
+                  </pic:blipFill>
+                  <pic:spPr bwMode="auto">
+                    <a:xfrm>
+                      <a:off x="0" y="0"/>
+                      <a:ext cx="5437286" cy="2825087"/>
+                    </a:xfrm>
+                    <a:prstGeom prst="rect">
+                      <a:avLst/>
+                    </a:prstGeom>
+                    <a:noFill/>
+                  </pic:spPr>
+                </pic:pic>
+              </a:graphicData>
+            </a:graphic>
+            <wp14:sizeRelH relativeFrom="margin">
+              <wp14:pctWidth>0</wp14:pctWidth>
+            </wp14:sizeRelH>
+            <wp14:sizeRelV relativeFrom="margin">
+              <wp14:pctHeight>0</wp14:pctHeight>
+            </wp14:sizeRelV>
+          </wp:anchor>
+        </w:drawing>
+      </w:r>
+    </w:p>
+    <w:p>
+      <w:pPr>
+        <w:pStyle w:val="Listenabsatz"/>
+        <w:spacing w:before="100" w:beforeAutospacing="1" w:after="100" w:afterAutospacing="1" w:line="240" w:lineRule="auto"/>
+        <w:rPr>
+          <w:rFonts w:ascii="Arial" w:eastAsia="Times New Roman" w:hAnsi="Arial" w:cs="Arial"/>
+          <w:lang w:eastAsia="de-DE"/>
+        </w:rPr>
+      </w:pPr>
+    </w:p>
+    <w:p>
+      <w:pPr>
+        <w:pStyle w:val="Listenabsatz"/>
+        <w:spacing w:before="100" w:beforeAutospacing="1" w:after="100" w:afterAutospacing="1" w:line="240" w:lineRule="auto"/>
+        <w:rPr>
+          <w:rFonts w:ascii="Arial" w:eastAsia="Times New Roman" w:hAnsi="Arial" w:cs="Arial"/>
+          <w:lang w:eastAsia="de-DE"/>
+        </w:rPr>
+      </w:pPr>
+    </w:p>
+    <w:p>
+      <w:pPr>
+        <w:pStyle w:val="Listenabsatz"/>
+        <w:spacing w:before="100" w:beforeAutospacing="1" w:after="100" w:afterAutospacing="1" w:line="240" w:lineRule="auto"/>
+        <w:rPr>
+          <w:rFonts w:ascii="Arial" w:eastAsia="Times New Roman" w:hAnsi="Arial" w:cs="Arial"/>
+          <w:lang w:eastAsia="de-DE"/>
+        </w:rPr>
+      </w:pPr>
+    </w:p>
+    <w:p>
+      <w:pPr>
+        <w:pStyle w:val="Listenabsatz"/>
+        <w:spacing w:before="100" w:beforeAutospacing="1" w:after="100" w:afterAutospacing="1" w:line="240" w:lineRule="auto"/>
+        <w:rPr>
+          <w:rFonts w:ascii="Arial" w:eastAsia="Times New Roman" w:hAnsi="Arial" w:cs="Arial"/>
+          <w:lang w:eastAsia="de-DE"/>
+        </w:rPr>
+      </w:pPr>
+    </w:p>
+    <w:p>
+      <w:pPr>
+        <w:pStyle w:val="Listenabsatz"/>
+        <w:spacing w:before="100" w:beforeAutospacing="1" w:after="100" w:afterAutospacing="1" w:line="240" w:lineRule="auto"/>
+        <w:rPr>
+          <w:rFonts w:ascii="Arial" w:eastAsia="Times New Roman" w:hAnsi="Arial" w:cs="Arial"/>
+          <w:lang w:eastAsia="de-DE"/>
+        </w:rPr>
+      </w:pPr>
+    </w:p>
+    <w:p>
+      <w:pPr>
+        <w:pStyle w:val="Listenabsatz"/>
+        <w:spacing w:before="100" w:beforeAutospacing="1" w:after="100" w:afterAutospacing="1" w:line="240" w:lineRule="auto"/>
+        <w:rPr>
+          <w:rFonts w:ascii="Arial" w:eastAsia="Times New Roman" w:hAnsi="Arial" w:cs="Arial"/>
+          <w:lang w:eastAsia="de-DE"/>
+        </w:rPr>
+      </w:pPr>
+    </w:p>
+    <w:p>
+      <w:pPr>
+        <w:pStyle w:val="Listenabsatz"/>
+        <w:spacing w:before="100" w:beforeAutospacing="1" w:after="100" w:afterAutospacing="1" w:line="240" w:lineRule="auto"/>
+        <w:rPr>
+          <w:rFonts w:ascii="Arial" w:eastAsia="Times New Roman" w:hAnsi="Arial" w:cs="Arial"/>
+          <w:lang w:eastAsia="de-DE"/>
+        </w:rPr>
+      </w:pPr>
+    </w:p>
+    <w:p>
+      <w:pPr>
+        <w:pStyle w:val="Listenabsatz"/>
+        <w:spacing w:before="100" w:beforeAutospacing="1" w:after="100" w:afterAutospacing="1" w:line="240" w:lineRule="auto"/>
+        <w:rPr>
+          <w:rFonts w:ascii="Arial" w:eastAsia="Times New Roman" w:hAnsi="Arial" w:cs="Arial"/>
+          <w:lang w:eastAsia="de-DE"/>
+        </w:rPr>
+      </w:pPr>
+    </w:p>
+    <w:p>
+      <w:pPr>
+        <w:pStyle w:val="Listenabsatz"/>
+        <w:spacing w:before="100" w:beforeAutospacing="1" w:after="100" w:afterAutospacing="1" w:line="240" w:lineRule="auto"/>
+        <w:rPr>
+          <w:rFonts w:ascii="Arial" w:eastAsia="Times New Roman" w:hAnsi="Arial" w:cs="Arial"/>
+          <w:lang w:eastAsia="de-DE"/>
+        </w:rPr>
+      </w:pPr>
+    </w:p>
+    <w:p>
+      <w:pPr>
+        <w:pStyle w:val="Listenabsatz"/>
+        <w:spacing w:before="100" w:beforeAutospacing="1" w:after="100" w:afterAutospacing="1" w:line="240" w:lineRule="auto"/>
+        <w:rPr>
+          <w:rFonts w:ascii="Arial" w:eastAsia="Times New Roman" w:hAnsi="Arial" w:cs="Arial"/>
+          <w:lang w:eastAsia="de-DE"/>
+        </w:rPr>
+      </w:pPr>
+    </w:p>
+    <w:p>
+      <w:pPr>
+        <w:pStyle w:val="Listenabsatz"/>
+        <w:spacing w:before="100" w:beforeAutospacing="1" w:after="100" w:afterAutospacing="1" w:line="240" w:lineRule="auto"/>
+        <w:rPr>
+          <w:rFonts w:ascii="Arial" w:eastAsia="Times New Roman" w:hAnsi="Arial" w:cs="Arial"/>
+          <w:lang w:eastAsia="de-DE"/>
+        </w:rPr>
+      </w:pPr>
+    </w:p>
+    <w:p>
+      <w:pPr>
+        <w:pStyle w:val="Listenabsatz"/>
+        <w:spacing w:before="100" w:beforeAutospacing="1" w:after="100" w:afterAutospacing="1" w:line="240" w:lineRule="auto"/>
+        <w:rPr>
+          <w:rFonts w:ascii="Arial" w:eastAsia="Times New Roman" w:hAnsi="Arial" w:cs="Arial"/>
+          <w:lang w:eastAsia="de-DE"/>
+        </w:rPr>
+      </w:pPr>
+    </w:p>
+    <w:p>
+      <w:pPr>
+        <w:pStyle w:val="Listenabsatz"/>
+        <w:spacing w:before="100" w:beforeAutospacing="1" w:after="100" w:afterAutospacing="1" w:line="240" w:lineRule="auto"/>
+        <w:rPr>
+          <w:rFonts w:ascii="Arial" w:eastAsia="Times New Roman" w:hAnsi="Arial" w:cs="Arial"/>
+          <w:lang w:eastAsia="de-DE"/>
+        </w:rPr>
+      </w:pPr>
+    </w:p>
+    <w:p>
+      <w:pPr>
+        <w:pStyle w:val="Listenabsatz"/>
+        <w:spacing w:before="100" w:beforeAutospacing="1" w:after="100" w:afterAutospacing="1" w:line="240" w:lineRule="auto"/>
+        <w:rPr>
+          <w:rFonts w:ascii="Arial" w:eastAsia="Times New Roman" w:hAnsi="Arial" w:cs="Arial"/>
+          <w:lang w:eastAsia="de-DE"/>
+        </w:rPr>
+      </w:pPr>
+    </w:p>
+    <w:p>
+      <w:pPr>
+        <w:pStyle w:val="Listenabsatz"/>
+        <w:spacing w:before="100" w:beforeAutospacing="1" w:after="100" w:afterAutospacing="1" w:line="240" w:lineRule="auto"/>
+        <w:rPr>
+          <w:rFonts w:ascii="Arial" w:eastAsia="Times New Roman" w:hAnsi="Arial" w:cs="Arial"/>
+          <w:lang w:eastAsia="de-DE"/>
+        </w:rPr>
+      </w:pPr>
+    </w:p>
+    <w:p>
+      <w:pPr>
+        <w:pStyle w:val="Listenabsatz"/>
+        <w:spacing w:before="100" w:beforeAutospacing="1" w:after="100" w:afterAutospacing="1" w:line="240" w:lineRule="auto"/>
+        <w:rPr>
+          <w:rFonts w:ascii="Arial" w:eastAsia="Times New Roman" w:hAnsi="Arial" w:cs="Arial"/>
+          <w:lang w:eastAsia="de-DE"/>
+        </w:rPr>
+      </w:pPr>
+    </w:p>
+    <w:p>
+      <w:pPr>
+        <w:pStyle w:val="Listenabsatz"/>
+        <w:spacing w:before="100" w:beforeAutospacing="1" w:after="100" w:afterAutospacing="1" w:line="240" w:lineRule="auto"/>
+        <w:rPr>
+          <w:rFonts w:ascii="Arial" w:eastAsia="Times New Roman" w:hAnsi="Arial" w:cs="Arial"/>
+          <w:lang w:eastAsia="de-DE"/>
+        </w:rPr>
+      </w:pPr>
+    </w:p>
+    <w:p>
+      <w:pPr>
+        <w:pStyle w:val="Listenabsatz"/>
+        <w:spacing w:before="100" w:beforeAutospacing="1" w:after="100" w:afterAutospacing="1" w:line="240" w:lineRule="auto"/>
+        <w:rPr>
+          <w:rFonts w:ascii="Arial" w:eastAsia="Times New Roman" w:hAnsi="Arial" w:cs="Arial"/>
+          <w:lang w:eastAsia="de-DE"/>
+        </w:rPr>
+      </w:pPr>
+    </w:p>
+    <w:p>
+      <w:pPr>
+        <w:pStyle w:val="Listenabsatz"/>
+        <w:spacing w:before="100" w:beforeAutospacing="1" w:after="100" w:afterAutospacing="1" w:line="240" w:lineRule="auto"/>
+        <w:rPr>
+          <w:rFonts w:ascii="Arial" w:eastAsia="Times New Roman" w:hAnsi="Arial" w:cs="Arial"/>
+          <w:lang w:eastAsia="de-DE"/>
+        </w:rPr>
+      </w:pPr>
+    </w:p>
+    <w:p>
+      <w:pPr>
+        <w:pStyle w:val="Listenabsatz"/>
+        <w:spacing w:before="100" w:beforeAutospacing="1" w:after="100" w:afterAutospacing="1" w:line="240" w:lineRule="auto"/>
+        <w:rPr>
+          <w:rFonts w:ascii="Arial" w:eastAsia="Times New Roman" w:hAnsi="Arial" w:cs="Arial"/>
+          <w:lang w:eastAsia="de-DE"/>
+        </w:rPr>
+      </w:pPr>
+    </w:p>
+    <w:p>
+      <w:pPr>
+        <w:pStyle w:val="Listenabsatz"/>
+        <w:spacing w:before="100" w:beforeAutospacing="1" w:after="100" w:afterAutospacing="1" w:line="240" w:lineRule="auto"/>
+        <w:rPr>
+          <w:rFonts w:ascii="Arial" w:eastAsia="Times New Roman" w:hAnsi="Arial" w:cs="Arial"/>
+          <w:lang w:eastAsia="de-DE"/>
+        </w:rPr>
+      </w:pPr>
+    </w:p>
+    <w:p>
+      <w:pPr>
+        <w:pStyle w:val="Listenabsatz"/>
+        <w:spacing w:before="100" w:beforeAutospacing="1" w:after="100" w:afterAutospacing="1" w:line="240" w:lineRule="auto"/>
+        <w:rPr>
+          <w:rFonts w:ascii="Arial" w:eastAsia="Times New Roman" w:hAnsi="Arial" w:cs="Arial"/>
+          <w:lang w:eastAsia="de-DE"/>
+        </w:rPr>
+      </w:pPr>
+    </w:p>
+    <w:p>
+      <w:pPr>
+        <w:pStyle w:val="Listenabsatz"/>
+        <w:spacing w:before="100" w:beforeAutospacing="1" w:after="100" w:afterAutospacing="1" w:line="240" w:lineRule="auto"/>
+        <w:rPr>
+          <w:rFonts w:ascii="Arial" w:eastAsia="Times New Roman" w:hAnsi="Arial" w:cs="Arial"/>
+          <w:lang w:eastAsia="de-DE"/>
+        </w:rPr>
+      </w:pPr>
+    </w:p>
+    <w:p>
+      <w:pPr>
+        <w:pStyle w:val="Listenabsatz"/>
+        <w:spacing w:before="100" w:beforeAutospacing="1" w:after="100" w:afterAutospacing="1" w:line="240" w:lineRule="auto"/>
+        <w:rPr>
+          <w:rFonts w:ascii="Arial" w:eastAsia="Times New Roman" w:hAnsi="Arial" w:cs="Arial"/>
+          <w:lang w:eastAsia="de-DE"/>
+        </w:rPr>
+      </w:pPr>
+    </w:p>
+    <w:p>
+      <w:pPr>
+        <w:pStyle w:val="Listenabsatz"/>
+        <w:spacing w:before="100" w:beforeAutospacing="1" w:after="100" w:afterAutospacing="1" w:line="240" w:lineRule="auto"/>
+        <w:rPr>
+          <w:rFonts w:ascii="Arial" w:eastAsia="Times New Roman" w:hAnsi="Arial" w:cs="Arial"/>
+          <w:lang w:eastAsia="de-DE"/>
+        </w:rPr>
+      </w:pPr>
+    </w:p>
+    <w:p>
+      <w:pPr>
+        <w:pStyle w:val="Listenabsatz"/>
+        <w:spacing w:before="100" w:beforeAutospacing="1" w:after="100" w:afterAutospacing="1" w:line="240" w:lineRule="auto"/>
+        <w:rPr>
+          <w:rFonts w:ascii="Arial" w:eastAsia="Times New Roman" w:hAnsi="Arial" w:cs="Arial"/>
+          <w:lang w:eastAsia="de-DE"/>
+        </w:rPr>
+      </w:pPr>
+    </w:p>
+    <w:p>
+      <w:pPr>
+        <w:pStyle w:val="Listenabsatz"/>
+        <w:spacing w:before="100" w:beforeAutospacing="1" w:after="100" w:afterAutospacing="1" w:line="240" w:lineRule="auto"/>
+        <w:rPr>
+          <w:rFonts w:ascii="Arial" w:eastAsia="Times New Roman" w:hAnsi="Arial" w:cs="Arial"/>
+          <w:lang w:eastAsia="de-DE"/>
+        </w:rPr>
+      </w:pPr>
+    </w:p>
+    <w:p>
+      <w:pPr>
+        <w:pStyle w:val="Listenabsatz"/>
+        <w:spacing w:before="100" w:beforeAutospacing="1" w:after="100" w:afterAutospacing="1" w:line="240" w:lineRule="auto"/>
+        <w:rPr>
+          <w:rFonts w:ascii="Arial" w:eastAsia="Times New Roman" w:hAnsi="Arial" w:cs="Arial"/>
+          <w:lang w:eastAsia="de-DE"/>
+        </w:rPr>
+      </w:pPr>
+    </w:p>
+    <w:p>
+      <w:pPr>
+        <w:pStyle w:val="Listenabsatz"/>
+        <w:spacing w:before="100" w:beforeAutospacing="1" w:after="100" w:afterAutospacing="1" w:line="240" w:lineRule="auto"/>
+        <w:rPr>
+          <w:rFonts w:ascii="Arial" w:eastAsia="Times New Roman" w:hAnsi="Arial" w:cs="Arial"/>
+          <w:lang w:eastAsia="de-DE"/>
+        </w:rPr>
+      </w:pPr>
+    </w:p>
+    <w:p>
+      <w:pPr>
+        <w:pStyle w:val="Listenabsatz"/>
+        <w:spacing w:before="100" w:beforeAutospacing="1" w:after="100" w:afterAutospacing="1" w:line="240" w:lineRule="auto"/>
+        <w:rPr>
+          <w:rFonts w:ascii="Arial" w:eastAsia="Times New Roman" w:hAnsi="Arial" w:cs="Arial"/>
+          <w:lang w:eastAsia="de-DE"/>
+        </w:rPr>
+      </w:pPr>
+    </w:p>
+    <w:p>
+      <w:pPr>
+        <w:pStyle w:val="Listenabsatz"/>
+        <w:spacing w:before="100" w:beforeAutospacing="1" w:after="100" w:afterAutospacing="1" w:line="240" w:lineRule="auto"/>
+        <w:rPr>
+          <w:rFonts w:ascii="Arial" w:eastAsia="Times New Roman" w:hAnsi="Arial" w:cs="Arial"/>
+          <w:lang w:eastAsia="de-DE"/>
+        </w:rPr>
+      </w:pPr>
+    </w:p>
+    <w:p>
+      <w:pPr>
+        <w:pStyle w:val="Listenabsatz"/>
+        <w:spacing w:before="100" w:beforeAutospacing="1" w:after="100" w:afterAutospacing="1" w:line="240" w:lineRule="auto"/>
+        <w:rPr>
+          <w:rFonts w:ascii="Arial" w:eastAsia="Times New Roman" w:hAnsi="Arial" w:cs="Arial"/>
+          <w:lang w:eastAsia="de-DE"/>
+        </w:rPr>
+      </w:pPr>
+    </w:p>
+    <w:p>
+      <w:pPr>
+        <w:pStyle w:val="Listenabsatz"/>
+        <w:spacing w:before="100" w:beforeAutospacing="1" w:after="100" w:afterAutospacing="1" w:line="240" w:lineRule="auto"/>
+        <w:rPr>
+          <w:rFonts w:ascii="Arial" w:eastAsia="Times New Roman" w:hAnsi="Arial" w:cs="Arial"/>
+          <w:lang w:eastAsia="de-DE"/>
+        </w:rPr>
+      </w:pPr>
+    </w:p>
+    <w:p>
+      <w:pPr>
+        <w:pStyle w:val="Listenabsatz"/>
+        <w:spacing w:before="100" w:beforeAutospacing="1" w:after="100" w:afterAutospacing="1" w:line="240" w:lineRule="auto"/>
+        <w:rPr>
+          <w:rFonts w:ascii="Arial" w:eastAsia="Times New Roman" w:hAnsi="Arial" w:cs="Arial"/>
+          <w:lang w:eastAsia="de-DE"/>
+        </w:rPr>
+      </w:pPr>
+    </w:p>
+    <w:p>
+      <w:pPr>
+        <w:pStyle w:val="Listenabsatz"/>
+        <w:spacing w:before="100" w:beforeAutospacing="1" w:after="100" w:afterAutospacing="1" w:line="240" w:lineRule="auto"/>
+        <w:rPr>
+          <w:rFonts w:ascii="Arial" w:eastAsia="Times New Roman" w:hAnsi="Arial" w:cs="Arial"/>
+          <w:lang w:eastAsia="de-DE"/>
+        </w:rPr>
+      </w:pPr>
+    </w:p>
+    <w:p>
+      <w:pPr>
+        <w:pStyle w:val="Listenabsatz"/>
+        <w:spacing w:before="100" w:beforeAutospacing="1" w:after="100" w:afterAutospacing="1" w:line="240" w:lineRule="auto"/>
+        <w:rPr>
+          <w:rFonts w:ascii="Arial" w:eastAsia="Times New Roman" w:hAnsi="Arial" w:cs="Arial"/>
+          <w:lang w:eastAsia="de-DE"/>
+        </w:rPr>
+      </w:pPr>
+    </w:p>
+    <w:p>
+      <w:pPr>
+        <w:pStyle w:val="Listenabsatz"/>
+        <w:spacing w:before="100" w:beforeAutospacing="1" w:after="100" w:afterAutospacing="1" w:line="240" w:lineRule="auto"/>
+        <w:rPr>
+          <w:rFonts w:ascii="Arial" w:eastAsia="Times New Roman" w:hAnsi="Arial" w:cs="Arial"/>
+          <w:lang w:eastAsia="de-DE"/>
+        </w:rPr>
+      </w:pPr>
+    </w:p>
+    <w:p>
+      <w:pPr>
+        <w:pStyle w:val="Listenabsatz"/>
+        <w:spacing w:before="100" w:beforeAutospacing="1" w:after="100" w:afterAutospacing="1" w:line="240" w:lineRule="auto"/>
+        <w:rPr>
+          <w:rFonts w:ascii="Arial" w:eastAsia="Times New Roman" w:hAnsi="Arial" w:cs="Arial"/>
+          <w:lang w:eastAsia="de-DE"/>
+        </w:rPr>
+      </w:pPr>
+    </w:p>
+    <w:p>
+      <w:pPr>
+        <w:pStyle w:val="Listenabsatz"/>
+        <w:spacing w:before="100" w:beforeAutospacing="1" w:after="100" w:afterAutospacing="1" w:line="240" w:lineRule="auto"/>
+        <w:rPr>
+          <w:rFonts w:ascii="Arial" w:eastAsia="Times New Roman" w:hAnsi="Arial" w:cs="Arial"/>
+          <w:lang w:eastAsia="de-DE"/>
+        </w:rPr>
+      </w:pPr>
+    </w:p>
+    <w:p>
+      <w:pPr>
+        <w:pStyle w:val="Listenabsatz"/>
+        <w:spacing w:before="100" w:beforeAutospacing="1" w:after="100" w:afterAutospacing="1" w:line="240" w:lineRule="auto"/>
+        <w:rPr>
+          <w:rFonts w:ascii="Arial" w:eastAsia="Times New Roman" w:hAnsi="Arial" w:cs="Arial"/>
+          <w:lang w:eastAsia="de-DE"/>
+        </w:rPr>
+      </w:pPr>
+    </w:p>
+    <w:p>
+      <w:pPr>
+        <w:pStyle w:val="Listenabsatz"/>
+        <w:spacing w:before="100" w:beforeAutospacing="1" w:after="100" w:afterAutospacing="1" w:line="240" w:lineRule="auto"/>
+        <w:rPr>
+          <w:rFonts w:ascii="Arial" w:eastAsia="Times New Roman" w:hAnsi="Arial" w:cs="Arial"/>
+          <w:lang w:eastAsia="de-DE"/>
+        </w:rPr>
+      </w:pPr>
+    </w:p>
+    <w:p>
+      <w:pPr>
+        <w:pStyle w:val="Listenabsatz"/>
+        <w:spacing w:before="100" w:beforeAutospacing="1" w:after="100" w:afterAutospacing="1" w:line="240" w:lineRule="auto"/>
+        <w:ind w:left="0"/>
+        <w:rPr>
+          <w:rFonts w:ascii="Arial" w:eastAsia="Times New Roman" w:hAnsi="Arial" w:cs="Arial"/>
+          <w:lang w:eastAsia="de-DE"/>
+        </w:rPr>
+      </w:pPr>
+    </w:p>
+    <w:p>
+      <w:pPr>
+        <w:pStyle w:val="Listenabsatz"/>
+        <w:spacing w:before="100" w:beforeAutospacing="1" w:after="100" w:afterAutospacing="1" w:line="240" w:lineRule="auto"/>
+        <w:ind w:left="0"/>
+        <w:rPr>
+          <w:rFonts w:ascii="Arial" w:eastAsia="Times New Roman" w:hAnsi="Arial" w:cs="Arial"/>
+          <w:lang w:eastAsia="de-DE"/>
+        </w:rPr>
+      </w:pPr>
+      <w:r>
+        <w:rPr>
+          <w:rFonts w:ascii="Arial" w:eastAsia="Times New Roman" w:hAnsi="Arial" w:cs="Arial"/>
+          <w:lang w:eastAsia="de-DE"/>
+        </w:rPr>
+        <w:lastRenderedPageBreak/>
+        <w:t>Bus – System</w:t>
+      </w:r>
+    </w:p>
+    <w:p>
+      <w:pPr>
+        <w:pStyle w:val="Listenabsatz"/>
+        <w:numPr>
+          <w:ilvl w:val="0"/>
+          <w:numId w:val="27"/>
+        </w:numPr>
+        <w:spacing w:before="100" w:beforeAutospacing="1" w:after="100" w:afterAutospacing="1" w:line="240" w:lineRule="auto"/>
+        <w:rPr>
+          <w:rFonts w:ascii="Arial" w:eastAsia="Times New Roman" w:hAnsi="Arial" w:cs="Arial"/>
+          <w:lang w:eastAsia="de-DE"/>
+        </w:rPr>
+      </w:pPr>
+      <w:r>
+        <w:rPr>
+          <w:rFonts w:ascii="Arial" w:eastAsia="Times New Roman" w:hAnsi="Arial" w:cs="Arial"/>
+          <w:lang w:eastAsia="de-DE"/>
+        </w:rPr>
+        <w:t>Erklären sie die Aufgabe eines Bussystems im Computer</w:t>
+      </w:r>
+    </w:p>
+    <w:p>
+      <w:pPr>
+        <w:pStyle w:val="Listenabsatz"/>
+        <w:numPr>
+          <w:ilvl w:val="0"/>
+          <w:numId w:val="27"/>
+        </w:numPr>
+        <w:spacing w:before="100" w:beforeAutospacing="1" w:after="100" w:afterAutospacing="1" w:line="240" w:lineRule="auto"/>
+        <w:rPr>
+          <w:rFonts w:ascii="Arial" w:eastAsia="Times New Roman" w:hAnsi="Arial" w:cs="Arial"/>
+          <w:lang w:eastAsia="de-DE"/>
+        </w:rPr>
+      </w:pPr>
+      <w:r>
+        <w:rPr>
+          <w:rFonts w:ascii="Arial" w:eastAsia="Times New Roman" w:hAnsi="Arial" w:cs="Arial"/>
+          <w:lang w:eastAsia="de-DE"/>
+        </w:rPr>
+        <w:t>Ordnen sie en folgenden Beschreibungen den richtigen Bus zu</w:t>
+      </w:r>
+    </w:p>
+    <w:p>
+      <w:pPr>
+        <w:pStyle w:val="Listenabsatz"/>
+        <w:numPr>
+          <w:ilvl w:val="1"/>
+          <w:numId w:val="27"/>
+        </w:numPr>
+        <w:spacing w:before="100" w:beforeAutospacing="1" w:after="100" w:afterAutospacing="1" w:line="240" w:lineRule="auto"/>
+        <w:rPr>
+          <w:rFonts w:ascii="Arial" w:eastAsia="Times New Roman" w:hAnsi="Arial" w:cs="Arial"/>
+          <w:lang w:eastAsia="de-DE"/>
+        </w:rPr>
+      </w:pPr>
+      <w:r>
+        <w:rPr>
+          <w:rFonts w:ascii="Arial" w:eastAsia="Times New Roman" w:hAnsi="Arial" w:cs="Arial"/>
+          <w:lang w:eastAsia="de-DE"/>
+        </w:rPr>
+        <w:t>Überträgt Informationen wie Befehle oder Rechenergebnisse</w:t>
+      </w:r>
+    </w:p>
+    <w:p>
+      <w:pPr>
+        <w:pStyle w:val="Listenabsatz"/>
+        <w:numPr>
+          <w:ilvl w:val="1"/>
+          <w:numId w:val="27"/>
+        </w:numPr>
+        <w:spacing w:before="100" w:beforeAutospacing="1" w:after="100" w:afterAutospacing="1" w:line="240" w:lineRule="auto"/>
+        <w:rPr>
+          <w:rFonts w:ascii="Arial" w:eastAsia="Times New Roman" w:hAnsi="Arial" w:cs="Arial"/>
+          <w:lang w:eastAsia="de-DE"/>
+        </w:rPr>
+      </w:pPr>
+      <w:r>
+        <w:rPr>
+          <w:rFonts w:ascii="Arial" w:eastAsia="Times New Roman" w:hAnsi="Arial" w:cs="Arial"/>
+          <w:lang w:eastAsia="de-DE"/>
+        </w:rPr>
+        <w:t>Entscheidet, ob gelesen oder geschrieben wird</w:t>
+      </w:r>
+    </w:p>
+    <w:p>
+      <w:pPr>
+        <w:pStyle w:val="Listenabsatz"/>
+        <w:numPr>
+          <w:ilvl w:val="1"/>
+          <w:numId w:val="27"/>
+        </w:numPr>
+        <w:spacing w:before="100" w:beforeAutospacing="1" w:after="100" w:afterAutospacing="1" w:line="240" w:lineRule="auto"/>
+        <w:rPr>
+          <w:rFonts w:ascii="Arial" w:eastAsia="Times New Roman" w:hAnsi="Arial" w:cs="Arial"/>
+          <w:lang w:eastAsia="de-DE"/>
+        </w:rPr>
+      </w:pPr>
+      <w:r>
+        <w:rPr>
+          <w:rFonts w:ascii="Arial" w:eastAsia="Times New Roman" w:hAnsi="Arial" w:cs="Arial"/>
+          <w:lang w:eastAsia="de-DE"/>
+        </w:rPr>
+        <w:t>Legt fest, welche Speicherzellen angesprochen wird</w:t>
+      </w:r>
+    </w:p>
+    <w:p>
+      <w:pPr>
+        <w:pStyle w:val="Listenabsatz"/>
+        <w:spacing w:before="100" w:beforeAutospacing="1" w:after="100" w:afterAutospacing="1" w:line="240" w:lineRule="auto"/>
+        <w:ind w:left="1455"/>
+        <w:rPr>
+          <w:rFonts w:ascii="Arial" w:eastAsia="Times New Roman" w:hAnsi="Arial" w:cs="Arial"/>
+          <w:lang w:eastAsia="de-DE"/>
+        </w:rPr>
+      </w:pPr>
+    </w:p>
+    <w:p>
+      <w:pPr>
+        <w:pStyle w:val="Listenabsatz"/>
+        <w:numPr>
+          <w:ilvl w:val="0"/>
+          <w:numId w:val="27"/>
+        </w:numPr>
+        <w:spacing w:before="100" w:beforeAutospacing="1" w:after="100" w:afterAutospacing="1" w:line="240" w:lineRule="auto"/>
+        <w:rPr>
+          <w:rFonts w:ascii="Arial" w:eastAsia="Times New Roman" w:hAnsi="Arial" w:cs="Arial"/>
+          <w:lang w:eastAsia="de-DE"/>
+        </w:rPr>
+      </w:pPr>
+      <w:r>
+        <w:rPr>
+          <w:rFonts w:ascii="Arial" w:eastAsia="Times New Roman" w:hAnsi="Arial" w:cs="Arial"/>
+          <w:lang w:eastAsia="de-DE"/>
+        </w:rPr>
+        <w:t>Ein Programm möchte den Wert an der Speicheradresse 0x0040AB12 lesen. Beschreiben sie schrittweise, was dabei im Rechner passiert:</w:t>
+      </w:r>
+    </w:p>
+    <w:p>
+      <w:pPr>
+        <w:pStyle w:val="Listenabsatz"/>
+        <w:numPr>
+          <w:ilvl w:val="1"/>
+          <w:numId w:val="27"/>
+        </w:numPr>
+        <w:spacing w:before="100" w:beforeAutospacing="1" w:after="100" w:afterAutospacing="1" w:line="240" w:lineRule="auto"/>
+        <w:rPr>
+          <w:rFonts w:ascii="Arial" w:eastAsia="Times New Roman" w:hAnsi="Arial" w:cs="Arial"/>
+          <w:lang w:eastAsia="de-DE"/>
+        </w:rPr>
+      </w:pPr>
+      <w:r>
+        <w:rPr>
+          <w:rFonts w:ascii="Arial" w:eastAsia="Times New Roman" w:hAnsi="Arial" w:cs="Arial"/>
+          <w:lang w:eastAsia="de-DE"/>
+        </w:rPr>
+        <w:t>Welcher Bus wird zuerst benutzt?</w:t>
+      </w:r>
+    </w:p>
+    <w:p>
+      <w:pPr>
+        <w:pStyle w:val="Listenabsatz"/>
+        <w:numPr>
+          <w:ilvl w:val="1"/>
+          <w:numId w:val="27"/>
+        </w:numPr>
+        <w:spacing w:before="100" w:beforeAutospacing="1" w:after="100" w:afterAutospacing="1" w:line="240" w:lineRule="auto"/>
+        <w:rPr>
+          <w:rFonts w:ascii="Arial" w:eastAsia="Times New Roman" w:hAnsi="Arial" w:cs="Arial"/>
+          <w:lang w:eastAsia="de-DE"/>
+        </w:rPr>
+      </w:pPr>
+      <w:r>
+        <w:rPr>
+          <w:rFonts w:ascii="Arial" w:eastAsia="Times New Roman" w:hAnsi="Arial" w:cs="Arial"/>
+          <w:lang w:eastAsia="de-DE"/>
+        </w:rPr>
+        <w:t>Welche Information liegt auf welchem Bus?</w:t>
+      </w:r>
+    </w:p>
+    <w:p>
+      <w:pPr>
+        <w:pStyle w:val="Listenabsatz"/>
+        <w:numPr>
+          <w:ilvl w:val="1"/>
+          <w:numId w:val="27"/>
+        </w:numPr>
+        <w:spacing w:before="100" w:beforeAutospacing="1" w:after="100" w:afterAutospacing="1" w:line="240" w:lineRule="auto"/>
+        <w:rPr>
+          <w:rFonts w:ascii="Arial" w:eastAsia="Times New Roman" w:hAnsi="Arial" w:cs="Arial"/>
+          <w:lang w:eastAsia="de-DE"/>
+        </w:rPr>
+      </w:pPr>
+      <w:r>
+        <w:rPr>
+          <w:rFonts w:ascii="Arial" w:eastAsia="Times New Roman" w:hAnsi="Arial" w:cs="Arial"/>
+          <w:lang w:eastAsia="de-DE"/>
+        </w:rPr>
+        <w:t>Welche Rolle spielt der Steuerbus?</w:t>
+      </w:r>
+    </w:p>
+    <w:p>
+      <w:pPr>
+        <w:spacing w:before="100" w:beforeAutospacing="1" w:after="100" w:afterAutospacing="1" w:line="240" w:lineRule="auto"/>
+        <w:rPr>
+          <w:rFonts w:ascii="Arial" w:eastAsia="Times New Roman" w:hAnsi="Arial" w:cs="Arial"/>
+          <w:lang w:eastAsia="de-DE"/>
+        </w:rPr>
+      </w:pPr>
+    </w:p>
+    <w:p>
+      <w:pPr>
+        <w:spacing w:before="100" w:beforeAutospacing="1" w:after="100" w:afterAutospacing="1" w:line="240" w:lineRule="auto"/>
+        <w:rPr>
+          <w:rFonts w:ascii="Arial" w:eastAsia="Times New Roman" w:hAnsi="Arial" w:cs="Arial"/>
+          <w:lang w:eastAsia="de-DE"/>
+        </w:rPr>
+      </w:pPr>
+      <w:bookmarkStart w:id="0" w:name="_GoBack"/>
+      <w:bookmarkEnd w:id="0"/>
+      <w:r>
+        <w:rPr>
+          <w:rFonts w:ascii="Arial" w:eastAsia="Times New Roman" w:hAnsi="Arial" w:cs="Arial"/>
+          <w:lang w:eastAsia="de-DE"/>
+        </w:rPr>
+        <w:t>Das </w:t>
+      </w:r>
+      <w:r>
+        <w:rPr>
+          <w:rFonts w:ascii="Arial" w:eastAsia="Times New Roman" w:hAnsi="Arial" w:cs="Arial"/>
+          <w:bCs/>
+          <w:lang w:eastAsia="de-DE"/>
+        </w:rPr>
+        <w:t>Bussystem</w:t>
+      </w:r>
+      <w:r>
+        <w:rPr>
+          <w:rFonts w:ascii="Arial" w:eastAsia="Times New Roman" w:hAnsi="Arial" w:cs="Arial"/>
+          <w:lang w:eastAsia="de-DE"/>
+        </w:rPr>
+        <w:t> bezeichnet die Verbindung zwischen einzelnen Komponenten, die zur </w:t>
+      </w:r>
+      <w:r>
+        <w:rPr>
+          <w:rFonts w:ascii="Arial" w:eastAsia="Times New Roman" w:hAnsi="Arial" w:cs="Arial"/>
+          <w:bCs/>
+          <w:lang w:eastAsia="de-DE"/>
+        </w:rPr>
+        <w:t>Kommunikation</w:t>
+      </w:r>
+      <w:r>
+        <w:rPr>
+          <w:rFonts w:ascii="Arial" w:eastAsia="Times New Roman" w:hAnsi="Arial" w:cs="Arial"/>
+          <w:lang w:eastAsia="de-DE"/>
+        </w:rPr>
+        <w:t> untereinander dient.</w:t>
       </w:r>
     </w:p>
     <w:sectPr>
@@ -2304,6 +3785,304 @@
     </w:lvl>
   </w:abstractNum>
   <w:abstractNum w:abstractNumId="1" w15:restartNumberingAfterBreak="0">
+    <w:nsid w:val="027457EF"/>
+    <w:multiLevelType w:val="multilevel"/>
+    <w:tmpl w:val="4D94A0B2"/>
+    <w:lvl w:ilvl="0">
+      <w:start w:val="1"/>
+      <w:numFmt w:val="bullet"/>
+      <w:lvlText w:val=""/>
+      <w:lvlJc w:val="left"/>
+      <w:pPr>
+        <w:tabs>
+          <w:tab w:val="num" w:pos="720"/>
+        </w:tabs>
+        <w:ind w:left="720" w:hanging="360"/>
+      </w:pPr>
+      <w:rPr>
+        <w:rFonts w:ascii="Symbol" w:hAnsi="Symbol" w:hint="default"/>
+        <w:sz w:val="20"/>
+      </w:rPr>
+    </w:lvl>
+    <w:lvl w:ilvl="1">
+      <w:start w:val="1"/>
+      <w:numFmt w:val="bullet"/>
+      <w:lvlText w:val="o"/>
+      <w:lvlJc w:val="left"/>
+      <w:pPr>
+        <w:tabs>
+          <w:tab w:val="num" w:pos="1440"/>
+        </w:tabs>
+        <w:ind w:left="1440" w:hanging="360"/>
+      </w:pPr>
+      <w:rPr>
+        <w:rFonts w:ascii="Courier New" w:hAnsi="Courier New" w:hint="default"/>
+        <w:sz w:val="20"/>
+      </w:rPr>
+    </w:lvl>
+    <w:lvl w:ilvl="2" w:tentative="1">
+      <w:start w:val="1"/>
+      <w:numFmt w:val="bullet"/>
+      <w:lvlText w:val=""/>
+      <w:lvlJc w:val="left"/>
+      <w:pPr>
+        <w:tabs>
+          <w:tab w:val="num" w:pos="2160"/>
+        </w:tabs>
+        <w:ind w:left="2160" w:hanging="360"/>
+      </w:pPr>
+      <w:rPr>
+        <w:rFonts w:ascii="Wingdings" w:hAnsi="Wingdings" w:hint="default"/>
+        <w:sz w:val="20"/>
+      </w:rPr>
+    </w:lvl>
+    <w:lvl w:ilvl="3" w:tentative="1">
+      <w:start w:val="1"/>
+      <w:numFmt w:val="bullet"/>
+      <w:lvlText w:val=""/>
+      <w:lvlJc w:val="left"/>
+      <w:pPr>
+        <w:tabs>
+          <w:tab w:val="num" w:pos="2880"/>
+        </w:tabs>
+        <w:ind w:left="2880" w:hanging="360"/>
+      </w:pPr>
+      <w:rPr>
+        <w:rFonts w:ascii="Wingdings" w:hAnsi="Wingdings" w:hint="default"/>
+        <w:sz w:val="20"/>
+      </w:rPr>
+    </w:lvl>
+    <w:lvl w:ilvl="4" w:tentative="1">
+      <w:start w:val="1"/>
+      <w:numFmt w:val="bullet"/>
+      <w:lvlText w:val=""/>
+      <w:lvlJc w:val="left"/>
+      <w:pPr>
+        <w:tabs>
+          <w:tab w:val="num" w:pos="3600"/>
+        </w:tabs>
+        <w:ind w:left="3600" w:hanging="360"/>
+      </w:pPr>
+      <w:rPr>
+        <w:rFonts w:ascii="Wingdings" w:hAnsi="Wingdings" w:hint="default"/>
+        <w:sz w:val="20"/>
+      </w:rPr>
+    </w:lvl>
+    <w:lvl w:ilvl="5" w:tentative="1">
+      <w:start w:val="1"/>
+      <w:numFmt w:val="bullet"/>
+      <w:lvlText w:val=""/>
+      <w:lvlJc w:val="left"/>
+      <w:pPr>
+        <w:tabs>
+          <w:tab w:val="num" w:pos="4320"/>
+        </w:tabs>
+        <w:ind w:left="4320" w:hanging="360"/>
+      </w:pPr>
+      <w:rPr>
+        <w:rFonts w:ascii="Wingdings" w:hAnsi="Wingdings" w:hint="default"/>
+        <w:sz w:val="20"/>
+      </w:rPr>
+    </w:lvl>
+    <w:lvl w:ilvl="6" w:tentative="1">
+      <w:start w:val="1"/>
+      <w:numFmt w:val="bullet"/>
+      <w:lvlText w:val=""/>
+      <w:lvlJc w:val="left"/>
+      <w:pPr>
+        <w:tabs>
+          <w:tab w:val="num" w:pos="5040"/>
+        </w:tabs>
+        <w:ind w:left="5040" w:hanging="360"/>
+      </w:pPr>
+      <w:rPr>
+        <w:rFonts w:ascii="Wingdings" w:hAnsi="Wingdings" w:hint="default"/>
+        <w:sz w:val="20"/>
+      </w:rPr>
+    </w:lvl>
+    <w:lvl w:ilvl="7" w:tentative="1">
+      <w:start w:val="1"/>
+      <w:numFmt w:val="bullet"/>
+      <w:lvlText w:val=""/>
+      <w:lvlJc w:val="left"/>
+      <w:pPr>
+        <w:tabs>
+          <w:tab w:val="num" w:pos="5760"/>
+        </w:tabs>
+        <w:ind w:left="5760" w:hanging="360"/>
+      </w:pPr>
+      <w:rPr>
+        <w:rFonts w:ascii="Wingdings" w:hAnsi="Wingdings" w:hint="default"/>
+        <w:sz w:val="20"/>
+      </w:rPr>
+    </w:lvl>
+    <w:lvl w:ilvl="8" w:tentative="1">
+      <w:start w:val="1"/>
+      <w:numFmt w:val="bullet"/>
+      <w:lvlText w:val=""/>
+      <w:lvlJc w:val="left"/>
+      <w:pPr>
+        <w:tabs>
+          <w:tab w:val="num" w:pos="6480"/>
+        </w:tabs>
+        <w:ind w:left="6480" w:hanging="360"/>
+      </w:pPr>
+      <w:rPr>
+        <w:rFonts w:ascii="Wingdings" w:hAnsi="Wingdings" w:hint="default"/>
+        <w:sz w:val="20"/>
+      </w:rPr>
+    </w:lvl>
+  </w:abstractNum>
+  <w:abstractNum w:abstractNumId="2" w15:restartNumberingAfterBreak="0">
+    <w:nsid w:val="02A7617A"/>
+    <w:multiLevelType w:val="multilevel"/>
+    <w:tmpl w:val="9C4E009A"/>
+    <w:lvl w:ilvl="0">
+      <w:start w:val="1"/>
+      <w:numFmt w:val="bullet"/>
+      <w:lvlText w:val=""/>
+      <w:lvlJc w:val="left"/>
+      <w:pPr>
+        <w:tabs>
+          <w:tab w:val="num" w:pos="720"/>
+        </w:tabs>
+        <w:ind w:left="720" w:hanging="360"/>
+      </w:pPr>
+      <w:rPr>
+        <w:rFonts w:ascii="Symbol" w:hAnsi="Symbol" w:hint="default"/>
+        <w:sz w:val="20"/>
+      </w:rPr>
+    </w:lvl>
+    <w:lvl w:ilvl="1" w:tentative="1">
+      <w:start w:val="1"/>
+      <w:numFmt w:val="bullet"/>
+      <w:lvlText w:val="o"/>
+      <w:lvlJc w:val="left"/>
+      <w:pPr>
+        <w:tabs>
+          <w:tab w:val="num" w:pos="1440"/>
+        </w:tabs>
+        <w:ind w:left="1440" w:hanging="360"/>
+      </w:pPr>
+      <w:rPr>
+        <w:rFonts w:ascii="Courier New" w:hAnsi="Courier New" w:hint="default"/>
+        <w:sz w:val="20"/>
+      </w:rPr>
+    </w:lvl>
+    <w:lvl w:ilvl="2" w:tentative="1">
+      <w:start w:val="1"/>
+      <w:numFmt w:val="bullet"/>
+      <w:lvlText w:val=""/>
+      <w:lvlJc w:val="left"/>
+      <w:pPr>
+        <w:tabs>
+          <w:tab w:val="num" w:pos="2160"/>
+        </w:tabs>
+        <w:ind w:left="2160" w:hanging="360"/>
+      </w:pPr>
+      <w:rPr>
+        <w:rFonts w:ascii="Wingdings" w:hAnsi="Wingdings" w:hint="default"/>
+        <w:sz w:val="20"/>
+      </w:rPr>
+    </w:lvl>
+    <w:lvl w:ilvl="3" w:tentative="1">
+      <w:start w:val="1"/>
+      <w:numFmt w:val="bullet"/>
+      <w:lvlText w:val=""/>
+      <w:lvlJc w:val="left"/>
+      <w:pPr>
+        <w:tabs>
+          <w:tab w:val="num" w:pos="2880"/>
+        </w:tabs>
+        <w:ind w:left="2880" w:hanging="360"/>
+      </w:pPr>
+      <w:rPr>
+        <w:rFonts w:ascii="Wingdings" w:hAnsi="Wingdings" w:hint="default"/>
+        <w:sz w:val="20"/>
+      </w:rPr>
+    </w:lvl>
+    <w:lvl w:ilvl="4" w:tentative="1">
+      <w:start w:val="1"/>
+      <w:numFmt w:val="bullet"/>
+      <w:lvlText w:val=""/>
+      <w:lvlJc w:val="left"/>
+      <w:pPr>
+        <w:tabs>
+          <w:tab w:val="num" w:pos="3600"/>
+        </w:tabs>
+        <w:ind w:left="3600" w:hanging="360"/>
+      </w:pPr>
+      <w:rPr>
+        <w:rFonts w:ascii="Wingdings" w:hAnsi="Wingdings" w:hint="default"/>
+        <w:sz w:val="20"/>
+      </w:rPr>
+    </w:lvl>
+    <w:lvl w:ilvl="5" w:tentative="1">
+      <w:start w:val="1"/>
+      <w:numFmt w:val="bullet"/>
+      <w:lvlText w:val=""/>
+      <w:lvlJc w:val="left"/>
+      <w:pPr>
+        <w:tabs>
+          <w:tab w:val="num" w:pos="4320"/>
+        </w:tabs>
+        <w:ind w:left="4320" w:hanging="360"/>
+      </w:pPr>
+      <w:rPr>
+        <w:rFonts w:ascii="Wingdings" w:hAnsi="Wingdings" w:hint="default"/>
+        <w:sz w:val="20"/>
+      </w:rPr>
+    </w:lvl>
+    <w:lvl w:ilvl="6" w:tentative="1">
+      <w:start w:val="1"/>
+      <w:numFmt w:val="bullet"/>
+      <w:lvlText w:val=""/>
+      <w:lvlJc w:val="left"/>
+      <w:pPr>
+        <w:tabs>
+          <w:tab w:val="num" w:pos="5040"/>
+        </w:tabs>
+        <w:ind w:left="5040" w:hanging="360"/>
+      </w:pPr>
+      <w:rPr>
+        <w:rFonts w:ascii="Wingdings" w:hAnsi="Wingdings" w:hint="default"/>
+        <w:sz w:val="20"/>
+      </w:rPr>
+    </w:lvl>
+    <w:lvl w:ilvl="7" w:tentative="1">
+      <w:start w:val="1"/>
+      <w:numFmt w:val="bullet"/>
+      <w:lvlText w:val=""/>
+      <w:lvlJc w:val="left"/>
+      <w:pPr>
+        <w:tabs>
+          <w:tab w:val="num" w:pos="5760"/>
+        </w:tabs>
+        <w:ind w:left="5760" w:hanging="360"/>
+      </w:pPr>
+      <w:rPr>
+        <w:rFonts w:ascii="Wingdings" w:hAnsi="Wingdings" w:hint="default"/>
+        <w:sz w:val="20"/>
+      </w:rPr>
+    </w:lvl>
+    <w:lvl w:ilvl="8" w:tentative="1">
+      <w:start w:val="1"/>
+      <w:numFmt w:val="bullet"/>
+      <w:lvlText w:val=""/>
+      <w:lvlJc w:val="left"/>
+      <w:pPr>
+        <w:tabs>
+          <w:tab w:val="num" w:pos="6480"/>
+        </w:tabs>
+        <w:ind w:left="6480" w:hanging="360"/>
+      </w:pPr>
+      <w:rPr>
+        <w:rFonts w:ascii="Wingdings" w:hAnsi="Wingdings" w:hint="default"/>
+        <w:sz w:val="20"/>
+      </w:rPr>
+    </w:lvl>
+  </w:abstractNum>
+  <w:abstractNum w:abstractNumId="3" w15:restartNumberingAfterBreak="0">
     <w:nsid w:val="046717CB"/>
     <w:multiLevelType w:val="multilevel"/>
     <w:tmpl w:val="1450AA82"/>
@@ -2452,7 +4231,7 @@
       </w:rPr>
     </w:lvl>
   </w:abstractNum>
-  <w:abstractNum w:abstractNumId="2" w15:restartNumberingAfterBreak="0">
+  <w:abstractNum w:abstractNumId="4" w15:restartNumberingAfterBreak="0">
     <w:nsid w:val="0AD964A2"/>
     <w:multiLevelType w:val="multilevel"/>
     <w:tmpl w:val="B53062AA"/>
@@ -2601,7 +4380,7 @@
       </w:rPr>
     </w:lvl>
   </w:abstractNum>
-  <w:abstractNum w:abstractNumId="3" w15:restartNumberingAfterBreak="0">
+  <w:abstractNum w:abstractNumId="5" w15:restartNumberingAfterBreak="0">
     <w:nsid w:val="0B1D0CDC"/>
     <w:multiLevelType w:val="multilevel"/>
     <w:tmpl w:val="F7FAE340"/>
@@ -2750,7 +4529,7 @@
       </w:rPr>
     </w:lvl>
   </w:abstractNum>
-  <w:abstractNum w:abstractNumId="4" w15:restartNumberingAfterBreak="0">
+  <w:abstractNum w:abstractNumId="6" w15:restartNumberingAfterBreak="0">
     <w:nsid w:val="0C61047C"/>
     <w:multiLevelType w:val="multilevel"/>
     <w:tmpl w:val="737CC58C"/>
@@ -2899,7 +4678,7 @@
       </w:rPr>
     </w:lvl>
   </w:abstractNum>
-  <w:abstractNum w:abstractNumId="5" w15:restartNumberingAfterBreak="0">
+  <w:abstractNum w:abstractNumId="7" w15:restartNumberingAfterBreak="0">
     <w:nsid w:val="28BB5134"/>
     <w:multiLevelType w:val="multilevel"/>
     <w:tmpl w:val="0B0ABD84"/>
@@ -3048,7 +4827,7 @@
       </w:rPr>
     </w:lvl>
   </w:abstractNum>
-  <w:abstractNum w:abstractNumId="6" w15:restartNumberingAfterBreak="0">
+  <w:abstractNum w:abstractNumId="8" w15:restartNumberingAfterBreak="0">
     <w:nsid w:val="2AE708A8"/>
     <w:multiLevelType w:val="multilevel"/>
     <w:tmpl w:val="8FFE74C6"/>
@@ -3197,7 +4976,7 @@
       </w:rPr>
     </w:lvl>
   </w:abstractNum>
-  <w:abstractNum w:abstractNumId="7" w15:restartNumberingAfterBreak="0">
+  <w:abstractNum w:abstractNumId="9" w15:restartNumberingAfterBreak="0">
     <w:nsid w:val="300F5CF4"/>
     <w:multiLevelType w:val="multilevel"/>
     <w:tmpl w:val="9C422AB6"/>
@@ -3346,7 +5125,7 @@
       </w:rPr>
     </w:lvl>
   </w:abstractNum>
-  <w:abstractNum w:abstractNumId="8" w15:restartNumberingAfterBreak="0">
+  <w:abstractNum w:abstractNumId="10" w15:restartNumberingAfterBreak="0">
     <w:nsid w:val="36FE63FC"/>
     <w:multiLevelType w:val="multilevel"/>
     <w:tmpl w:val="30AEF7FC"/>
@@ -3495,7 +5274,156 @@
       </w:rPr>
     </w:lvl>
   </w:abstractNum>
-  <w:abstractNum w:abstractNumId="9" w15:restartNumberingAfterBreak="0">
+  <w:abstractNum w:abstractNumId="11" w15:restartNumberingAfterBreak="0">
+    <w:nsid w:val="37DB78B4"/>
+    <w:multiLevelType w:val="multilevel"/>
+    <w:tmpl w:val="BF9A1DF0"/>
+    <w:lvl w:ilvl="0">
+      <w:start w:val="1"/>
+      <w:numFmt w:val="bullet"/>
+      <w:lvlText w:val=""/>
+      <w:lvlJc w:val="left"/>
+      <w:pPr>
+        <w:tabs>
+          <w:tab w:val="num" w:pos="720"/>
+        </w:tabs>
+        <w:ind w:left="720" w:hanging="360"/>
+      </w:pPr>
+      <w:rPr>
+        <w:rFonts w:ascii="Symbol" w:hAnsi="Symbol" w:hint="default"/>
+        <w:sz w:val="20"/>
+      </w:rPr>
+    </w:lvl>
+    <w:lvl w:ilvl="1" w:tentative="1">
+      <w:start w:val="1"/>
+      <w:numFmt w:val="bullet"/>
+      <w:lvlText w:val="o"/>
+      <w:lvlJc w:val="left"/>
+      <w:pPr>
+        <w:tabs>
+          <w:tab w:val="num" w:pos="1440"/>
+        </w:tabs>
+        <w:ind w:left="1440" w:hanging="360"/>
+      </w:pPr>
+      <w:rPr>
+        <w:rFonts w:ascii="Courier New" w:hAnsi="Courier New" w:hint="default"/>
+        <w:sz w:val="20"/>
+      </w:rPr>
+    </w:lvl>
+    <w:lvl w:ilvl="2" w:tentative="1">
+      <w:start w:val="1"/>
+      <w:numFmt w:val="bullet"/>
+      <w:lvlText w:val=""/>
+      <w:lvlJc w:val="left"/>
+      <w:pPr>
+        <w:tabs>
+          <w:tab w:val="num" w:pos="2160"/>
+        </w:tabs>
+        <w:ind w:left="2160" w:hanging="360"/>
+      </w:pPr>
+      <w:rPr>
+        <w:rFonts w:ascii="Wingdings" w:hAnsi="Wingdings" w:hint="default"/>
+        <w:sz w:val="20"/>
+      </w:rPr>
+    </w:lvl>
+    <w:lvl w:ilvl="3" w:tentative="1">
+      <w:start w:val="1"/>
+      <w:numFmt w:val="bullet"/>
+      <w:lvlText w:val=""/>
+      <w:lvlJc w:val="left"/>
+      <w:pPr>
+        <w:tabs>
+          <w:tab w:val="num" w:pos="2880"/>
+        </w:tabs>
+        <w:ind w:left="2880" w:hanging="360"/>
+      </w:pPr>
+      <w:rPr>
+        <w:rFonts w:ascii="Wingdings" w:hAnsi="Wingdings" w:hint="default"/>
+        <w:sz w:val="20"/>
+      </w:rPr>
+    </w:lvl>
+    <w:lvl w:ilvl="4" w:tentative="1">
+      <w:start w:val="1"/>
+      <w:numFmt w:val="bullet"/>
+      <w:lvlText w:val=""/>
+      <w:lvlJc w:val="left"/>
+      <w:pPr>
+        <w:tabs>
+          <w:tab w:val="num" w:pos="3600"/>
+        </w:tabs>
+        <w:ind w:left="3600" w:hanging="360"/>
+      </w:pPr>
+      <w:rPr>
+        <w:rFonts w:ascii="Wingdings" w:hAnsi="Wingdings" w:hint="default"/>
+        <w:sz w:val="20"/>
+      </w:rPr>
+    </w:lvl>
+    <w:lvl w:ilvl="5" w:tentative="1">
+      <w:start w:val="1"/>
+      <w:numFmt w:val="bullet"/>
+      <w:lvlText w:val=""/>
+      <w:lvlJc w:val="left"/>
+      <w:pPr>
+        <w:tabs>
+          <w:tab w:val="num" w:pos="4320"/>
+        </w:tabs>
+        <w:ind w:left="4320" w:hanging="360"/>
+      </w:pPr>
+      <w:rPr>
+        <w:rFonts w:ascii="Wingdings" w:hAnsi="Wingdings" w:hint="default"/>
+        <w:sz w:val="20"/>
+      </w:rPr>
+    </w:lvl>
+    <w:lvl w:ilvl="6" w:tentative="1">
+      <w:start w:val="1"/>
+      <w:numFmt w:val="bullet"/>
+      <w:lvlText w:val=""/>
+      <w:lvlJc w:val="left"/>
+      <w:pPr>
+        <w:tabs>
+          <w:tab w:val="num" w:pos="5040"/>
+        </w:tabs>
+        <w:ind w:left="5040" w:hanging="360"/>
+      </w:pPr>
+      <w:rPr>
+        <w:rFonts w:ascii="Wingdings" w:hAnsi="Wingdings" w:hint="default"/>
+        <w:sz w:val="20"/>
+      </w:rPr>
+    </w:lvl>
+    <w:lvl w:ilvl="7" w:tentative="1">
+      <w:start w:val="1"/>
+      <w:numFmt w:val="bullet"/>
+      <w:lvlText w:val=""/>
+      <w:lvlJc w:val="left"/>
+      <w:pPr>
+        <w:tabs>
+          <w:tab w:val="num" w:pos="5760"/>
+        </w:tabs>
+        <w:ind w:left="5760" w:hanging="360"/>
+      </w:pPr>
+      <w:rPr>
+        <w:rFonts w:ascii="Wingdings" w:hAnsi="Wingdings" w:hint="default"/>
+        <w:sz w:val="20"/>
+      </w:rPr>
+    </w:lvl>
+    <w:lvl w:ilvl="8" w:tentative="1">
+      <w:start w:val="1"/>
+      <w:numFmt w:val="bullet"/>
+      <w:lvlText w:val=""/>
+      <w:lvlJc w:val="left"/>
+      <w:pPr>
+        <w:tabs>
+          <w:tab w:val="num" w:pos="6480"/>
+        </w:tabs>
+        <w:ind w:left="6480" w:hanging="360"/>
+      </w:pPr>
+      <w:rPr>
+        <w:rFonts w:ascii="Wingdings" w:hAnsi="Wingdings" w:hint="default"/>
+        <w:sz w:val="20"/>
+      </w:rPr>
+    </w:lvl>
+  </w:abstractNum>
+  <w:abstractNum w:abstractNumId="12" w15:restartNumberingAfterBreak="0">
     <w:nsid w:val="38F72755"/>
     <w:multiLevelType w:val="multilevel"/>
     <w:tmpl w:val="614C12F0"/>
@@ -3644,7 +5572,269 @@
       </w:rPr>
     </w:lvl>
   </w:abstractNum>
-  <w:abstractNum w:abstractNumId="10" w15:restartNumberingAfterBreak="0">
+  <w:abstractNum w:abstractNumId="13" w15:restartNumberingAfterBreak="0">
+    <w:nsid w:val="3995525E"/>
+    <w:multiLevelType w:val="hybridMultilevel"/>
+    <w:tmpl w:val="3D46F75C"/>
+    <w:lvl w:ilvl="0" w:tplc="04070001">
+      <w:start w:val="1"/>
+      <w:numFmt w:val="bullet"/>
+      <w:lvlText w:val=""/>
+      <w:lvlJc w:val="left"/>
+      <w:pPr>
+        <w:ind w:left="720" w:hanging="360"/>
+      </w:pPr>
+      <w:rPr>
+        <w:rFonts w:ascii="Symbol" w:hAnsi="Symbol" w:hint="default"/>
+      </w:rPr>
+    </w:lvl>
+    <w:lvl w:ilvl="1" w:tplc="04070003" w:tentative="1">
+      <w:start w:val="1"/>
+      <w:numFmt w:val="bullet"/>
+      <w:lvlText w:val="o"/>
+      <w:lvlJc w:val="left"/>
+      <w:pPr>
+        <w:ind w:left="1440" w:hanging="360"/>
+      </w:pPr>
+      <w:rPr>
+        <w:rFonts w:ascii="Courier New" w:hAnsi="Courier New" w:cs="Courier New" w:hint="default"/>
+      </w:rPr>
+    </w:lvl>
+    <w:lvl w:ilvl="2" w:tplc="04070005" w:tentative="1">
+      <w:start w:val="1"/>
+      <w:numFmt w:val="bullet"/>
+      <w:lvlText w:val=""/>
+      <w:lvlJc w:val="left"/>
+      <w:pPr>
+        <w:ind w:left="2160" w:hanging="360"/>
+      </w:pPr>
+      <w:rPr>
+        <w:rFonts w:ascii="Wingdings" w:hAnsi="Wingdings" w:hint="default"/>
+      </w:rPr>
+    </w:lvl>
+    <w:lvl w:ilvl="3" w:tplc="04070001" w:tentative="1">
+      <w:start w:val="1"/>
+      <w:numFmt w:val="bullet"/>
+      <w:lvlText w:val=""/>
+      <w:lvlJc w:val="left"/>
+      <w:pPr>
+        <w:ind w:left="2880" w:hanging="360"/>
+      </w:pPr>
+      <w:rPr>
+        <w:rFonts w:ascii="Symbol" w:hAnsi="Symbol" w:hint="default"/>
+      </w:rPr>
+    </w:lvl>
+    <w:lvl w:ilvl="4" w:tplc="04070003" w:tentative="1">
+      <w:start w:val="1"/>
+      <w:numFmt w:val="bullet"/>
+      <w:lvlText w:val="o"/>
+      <w:lvlJc w:val="left"/>
+      <w:pPr>
+        <w:ind w:left="3600" w:hanging="360"/>
+      </w:pPr>
+      <w:rPr>
+        <w:rFonts w:ascii="Courier New" w:hAnsi="Courier New" w:cs="Courier New" w:hint="default"/>
+      </w:rPr>
+    </w:lvl>
+    <w:lvl w:ilvl="5" w:tplc="04070005" w:tentative="1">
+      <w:start w:val="1"/>
+      <w:numFmt w:val="bullet"/>
+      <w:lvlText w:val=""/>
+      <w:lvlJc w:val="left"/>
+      <w:pPr>
+        <w:ind w:left="4320" w:hanging="360"/>
+      </w:pPr>
+      <w:rPr>
+        <w:rFonts w:ascii="Wingdings" w:hAnsi="Wingdings" w:hint="default"/>
+      </w:rPr>
+    </w:lvl>
+    <w:lvl w:ilvl="6" w:tplc="04070001" w:tentative="1">
+      <w:start w:val="1"/>
+      <w:numFmt w:val="bullet"/>
+      <w:lvlText w:val=""/>
+      <w:lvlJc w:val="left"/>
+      <w:pPr>
+        <w:ind w:left="5040" w:hanging="360"/>
+      </w:pPr>
+      <w:rPr>
+        <w:rFonts w:ascii="Symbol" w:hAnsi="Symbol" w:hint="default"/>
+      </w:rPr>
+    </w:lvl>
+    <w:lvl w:ilvl="7" w:tplc="04070003" w:tentative="1">
+      <w:start w:val="1"/>
+      <w:numFmt w:val="bullet"/>
+      <w:lvlText w:val="o"/>
+      <w:lvlJc w:val="left"/>
+      <w:pPr>
+        <w:ind w:left="5760" w:hanging="360"/>
+      </w:pPr>
+      <w:rPr>
+        <w:rFonts w:ascii="Courier New" w:hAnsi="Courier New" w:cs="Courier New" w:hint="default"/>
+      </w:rPr>
+    </w:lvl>
+    <w:lvl w:ilvl="8" w:tplc="04070005" w:tentative="1">
+      <w:start w:val="1"/>
+      <w:numFmt w:val="bullet"/>
+      <w:lvlText w:val=""/>
+      <w:lvlJc w:val="left"/>
+      <w:pPr>
+        <w:ind w:left="6480" w:hanging="360"/>
+      </w:pPr>
+      <w:rPr>
+        <w:rFonts w:ascii="Wingdings" w:hAnsi="Wingdings" w:hint="default"/>
+      </w:rPr>
+    </w:lvl>
+  </w:abstractNum>
+  <w:abstractNum w:abstractNumId="14" w15:restartNumberingAfterBreak="0">
+    <w:nsid w:val="39D01631"/>
+    <w:multiLevelType w:val="multilevel"/>
+    <w:tmpl w:val="10FE334A"/>
+    <w:lvl w:ilvl="0">
+      <w:start w:val="1"/>
+      <w:numFmt w:val="bullet"/>
+      <w:lvlText w:val=""/>
+      <w:lvlJc w:val="left"/>
+      <w:pPr>
+        <w:tabs>
+          <w:tab w:val="num" w:pos="720"/>
+        </w:tabs>
+        <w:ind w:left="720" w:hanging="360"/>
+      </w:pPr>
+      <w:rPr>
+        <w:rFonts w:ascii="Symbol" w:hAnsi="Symbol" w:hint="default"/>
+        <w:sz w:val="20"/>
+      </w:rPr>
+    </w:lvl>
+    <w:lvl w:ilvl="1" w:tentative="1">
+      <w:start w:val="1"/>
+      <w:numFmt w:val="bullet"/>
+      <w:lvlText w:val="o"/>
+      <w:lvlJc w:val="left"/>
+      <w:pPr>
+        <w:tabs>
+          <w:tab w:val="num" w:pos="1440"/>
+        </w:tabs>
+        <w:ind w:left="1440" w:hanging="360"/>
+      </w:pPr>
+      <w:rPr>
+        <w:rFonts w:ascii="Courier New" w:hAnsi="Courier New" w:hint="default"/>
+        <w:sz w:val="20"/>
+      </w:rPr>
+    </w:lvl>
+    <w:lvl w:ilvl="2" w:tentative="1">
+      <w:start w:val="1"/>
+      <w:numFmt w:val="bullet"/>
+      <w:lvlText w:val=""/>
+      <w:lvlJc w:val="left"/>
+      <w:pPr>
+        <w:tabs>
+          <w:tab w:val="num" w:pos="2160"/>
+        </w:tabs>
+        <w:ind w:left="2160" w:hanging="360"/>
+      </w:pPr>
+      <w:rPr>
+        <w:rFonts w:ascii="Wingdings" w:hAnsi="Wingdings" w:hint="default"/>
+        <w:sz w:val="20"/>
+      </w:rPr>
+    </w:lvl>
+    <w:lvl w:ilvl="3" w:tentative="1">
+      <w:start w:val="1"/>
+      <w:numFmt w:val="bullet"/>
+      <w:lvlText w:val=""/>
+      <w:lvlJc w:val="left"/>
+      <w:pPr>
+        <w:tabs>
+          <w:tab w:val="num" w:pos="2880"/>
+        </w:tabs>
+        <w:ind w:left="2880" w:hanging="360"/>
+      </w:pPr>
+      <w:rPr>
+        <w:rFonts w:ascii="Wingdings" w:hAnsi="Wingdings" w:hint="default"/>
+        <w:sz w:val="20"/>
+      </w:rPr>
+    </w:lvl>
+    <w:lvl w:ilvl="4" w:tentative="1">
+      <w:start w:val="1"/>
+      <w:numFmt w:val="bullet"/>
+      <w:lvlText w:val=""/>
+      <w:lvlJc w:val="left"/>
+      <w:pPr>
+        <w:tabs>
+          <w:tab w:val="num" w:pos="3600"/>
+        </w:tabs>
+        <w:ind w:left="3600" w:hanging="360"/>
+      </w:pPr>
+      <w:rPr>
+        <w:rFonts w:ascii="Wingdings" w:hAnsi="Wingdings" w:hint="default"/>
+        <w:sz w:val="20"/>
+      </w:rPr>
+    </w:lvl>
+    <w:lvl w:ilvl="5" w:tentative="1">
+      <w:start w:val="1"/>
+      <w:numFmt w:val="bullet"/>
+      <w:lvlText w:val=""/>
+      <w:lvlJc w:val="left"/>
+      <w:pPr>
+        <w:tabs>
+          <w:tab w:val="num" w:pos="4320"/>
+        </w:tabs>
+        <w:ind w:left="4320" w:hanging="360"/>
+      </w:pPr>
+      <w:rPr>
+        <w:rFonts w:ascii="Wingdings" w:hAnsi="Wingdings" w:hint="default"/>
+        <w:sz w:val="20"/>
+      </w:rPr>
+    </w:lvl>
+    <w:lvl w:ilvl="6" w:tentative="1">
+      <w:start w:val="1"/>
+      <w:numFmt w:val="bullet"/>
+      <w:lvlText w:val=""/>
+      <w:lvlJc w:val="left"/>
+      <w:pPr>
+        <w:tabs>
+          <w:tab w:val="num" w:pos="5040"/>
+        </w:tabs>
+        <w:ind w:left="5040" w:hanging="360"/>
+      </w:pPr>
+      <w:rPr>
+        <w:rFonts w:ascii="Wingdings" w:hAnsi="Wingdings" w:hint="default"/>
+        <w:sz w:val="20"/>
+      </w:rPr>
+    </w:lvl>
+    <w:lvl w:ilvl="7" w:tentative="1">
+      <w:start w:val="1"/>
+      <w:numFmt w:val="bullet"/>
+      <w:lvlText w:val=""/>
+      <w:lvlJc w:val="left"/>
+      <w:pPr>
+        <w:tabs>
+          <w:tab w:val="num" w:pos="5760"/>
+        </w:tabs>
+        <w:ind w:left="5760" w:hanging="360"/>
+      </w:pPr>
+      <w:rPr>
+        <w:rFonts w:ascii="Wingdings" w:hAnsi="Wingdings" w:hint="default"/>
+        <w:sz w:val="20"/>
+      </w:rPr>
+    </w:lvl>
+    <w:lvl w:ilvl="8" w:tentative="1">
+      <w:start w:val="1"/>
+      <w:numFmt w:val="bullet"/>
+      <w:lvlText w:val=""/>
+      <w:lvlJc w:val="left"/>
+      <w:pPr>
+        <w:tabs>
+          <w:tab w:val="num" w:pos="6480"/>
+        </w:tabs>
+        <w:ind w:left="6480" w:hanging="360"/>
+      </w:pPr>
+      <w:rPr>
+        <w:rFonts w:ascii="Wingdings" w:hAnsi="Wingdings" w:hint="default"/>
+        <w:sz w:val="20"/>
+      </w:rPr>
+    </w:lvl>
+  </w:abstractNum>
+  <w:abstractNum w:abstractNumId="15" w15:restartNumberingAfterBreak="0">
     <w:nsid w:val="3C011FDF"/>
     <w:multiLevelType w:val="multilevel"/>
     <w:tmpl w:val="E88E0FC4"/>
@@ -3793,7 +5983,120 @@
       </w:rPr>
     </w:lvl>
   </w:abstractNum>
-  <w:abstractNum w:abstractNumId="11" w15:restartNumberingAfterBreak="0">
+  <w:abstractNum w:abstractNumId="16" w15:restartNumberingAfterBreak="0">
+    <w:nsid w:val="3CD213EB"/>
+    <w:multiLevelType w:val="hybridMultilevel"/>
+    <w:tmpl w:val="B09E1B14"/>
+    <w:lvl w:ilvl="0" w:tplc="04070001">
+      <w:start w:val="1"/>
+      <w:numFmt w:val="bullet"/>
+      <w:lvlText w:val=""/>
+      <w:lvlJc w:val="left"/>
+      <w:pPr>
+        <w:ind w:left="735" w:hanging="360"/>
+      </w:pPr>
+      <w:rPr>
+        <w:rFonts w:ascii="Symbol" w:hAnsi="Symbol" w:hint="default"/>
+      </w:rPr>
+    </w:lvl>
+    <w:lvl w:ilvl="1" w:tplc="04070003">
+      <w:start w:val="1"/>
+      <w:numFmt w:val="bullet"/>
+      <w:lvlText w:val="o"/>
+      <w:lvlJc w:val="left"/>
+      <w:pPr>
+        <w:ind w:left="1455" w:hanging="360"/>
+      </w:pPr>
+      <w:rPr>
+        <w:rFonts w:ascii="Courier New" w:hAnsi="Courier New" w:cs="Courier New" w:hint="default"/>
+      </w:rPr>
+    </w:lvl>
+    <w:lvl w:ilvl="2" w:tplc="04070005" w:tentative="1">
+      <w:start w:val="1"/>
+      <w:numFmt w:val="bullet"/>
+      <w:lvlText w:val=""/>
+      <w:lvlJc w:val="left"/>
+      <w:pPr>
+        <w:ind w:left="2175" w:hanging="360"/>
+      </w:pPr>
+      <w:rPr>
+        <w:rFonts w:ascii="Wingdings" w:hAnsi="Wingdings" w:hint="default"/>
+      </w:rPr>
+    </w:lvl>
+    <w:lvl w:ilvl="3" w:tplc="04070001" w:tentative="1">
+      <w:start w:val="1"/>
+      <w:numFmt w:val="bullet"/>
+      <w:lvlText w:val=""/>
+      <w:lvlJc w:val="left"/>
+      <w:pPr>
+        <w:ind w:left="2895" w:hanging="360"/>
+      </w:pPr>
+      <w:rPr>
+        <w:rFonts w:ascii="Symbol" w:hAnsi="Symbol" w:hint="default"/>
+      </w:rPr>
+    </w:lvl>
+    <w:lvl w:ilvl="4" w:tplc="04070003" w:tentative="1">
+      <w:start w:val="1"/>
+      <w:numFmt w:val="bullet"/>
+      <w:lvlText w:val="o"/>
+      <w:lvlJc w:val="left"/>
+      <w:pPr>
+        <w:ind w:left="3615" w:hanging="360"/>
+      </w:pPr>
+      <w:rPr>
+        <w:rFonts w:ascii="Courier New" w:hAnsi="Courier New" w:cs="Courier New" w:hint="default"/>
+      </w:rPr>
+    </w:lvl>
+    <w:lvl w:ilvl="5" w:tplc="04070005" w:tentative="1">
+      <w:start w:val="1"/>
+      <w:numFmt w:val="bullet"/>
+      <w:lvlText w:val=""/>
+      <w:lvlJc w:val="left"/>
+      <w:pPr>
+        <w:ind w:left="4335" w:hanging="360"/>
+      </w:pPr>
+      <w:rPr>
+        <w:rFonts w:ascii="Wingdings" w:hAnsi="Wingdings" w:hint="default"/>
+      </w:rPr>
+    </w:lvl>
+    <w:lvl w:ilvl="6" w:tplc="04070001" w:tentative="1">
+      <w:start w:val="1"/>
+      <w:numFmt w:val="bullet"/>
+      <w:lvlText w:val=""/>
+      <w:lvlJc w:val="left"/>
+      <w:pPr>
+        <w:ind w:left="5055" w:hanging="360"/>
+      </w:pPr>
+      <w:rPr>
+        <w:rFonts w:ascii="Symbol" w:hAnsi="Symbol" w:hint="default"/>
+      </w:rPr>
+    </w:lvl>
+    <w:lvl w:ilvl="7" w:tplc="04070003" w:tentative="1">
+      <w:start w:val="1"/>
+      <w:numFmt w:val="bullet"/>
+      <w:lvlText w:val="o"/>
+      <w:lvlJc w:val="left"/>
+      <w:pPr>
+        <w:ind w:left="5775" w:hanging="360"/>
+      </w:pPr>
+      <w:rPr>
+        <w:rFonts w:ascii="Courier New" w:hAnsi="Courier New" w:cs="Courier New" w:hint="default"/>
+      </w:rPr>
+    </w:lvl>
+    <w:lvl w:ilvl="8" w:tplc="04070005" w:tentative="1">
+      <w:start w:val="1"/>
+      <w:numFmt w:val="bullet"/>
+      <w:lvlText w:val=""/>
+      <w:lvlJc w:val="left"/>
+      <w:pPr>
+        <w:ind w:left="6495" w:hanging="360"/>
+      </w:pPr>
+      <w:rPr>
+        <w:rFonts w:ascii="Wingdings" w:hAnsi="Wingdings" w:hint="default"/>
+      </w:rPr>
+    </w:lvl>
+  </w:abstractNum>
+  <w:abstractNum w:abstractNumId="17" w15:restartNumberingAfterBreak="0">
     <w:nsid w:val="3D5E7A11"/>
     <w:multiLevelType w:val="multilevel"/>
     <w:tmpl w:val="70247A68"/>
@@ -3942,7 +6245,7 @@
       </w:rPr>
     </w:lvl>
   </w:abstractNum>
-  <w:abstractNum w:abstractNumId="12" w15:restartNumberingAfterBreak="0">
+  <w:abstractNum w:abstractNumId="18" w15:restartNumberingAfterBreak="0">
     <w:nsid w:val="468946F8"/>
     <w:multiLevelType w:val="multilevel"/>
     <w:tmpl w:val="92A67376"/>
@@ -4091,7 +6394,7 @@
       </w:rPr>
     </w:lvl>
   </w:abstractNum>
-  <w:abstractNum w:abstractNumId="13" w15:restartNumberingAfterBreak="0">
+  <w:abstractNum w:abstractNumId="19" w15:restartNumberingAfterBreak="0">
     <w:nsid w:val="47B1050B"/>
     <w:multiLevelType w:val="multilevel"/>
     <w:tmpl w:val="4A0ABD8A"/>
@@ -4240,7 +6543,7 @@
       </w:rPr>
     </w:lvl>
   </w:abstractNum>
-  <w:abstractNum w:abstractNumId="14" w15:restartNumberingAfterBreak="0">
+  <w:abstractNum w:abstractNumId="20" w15:restartNumberingAfterBreak="0">
     <w:nsid w:val="5D2345BB"/>
     <w:multiLevelType w:val="hybridMultilevel"/>
     <w:tmpl w:val="0302C958"/>
@@ -4352,7 +6655,7 @@
       </w:rPr>
     </w:lvl>
   </w:abstractNum>
-  <w:abstractNum w:abstractNumId="15" w15:restartNumberingAfterBreak="0">
+  <w:abstractNum w:abstractNumId="21" w15:restartNumberingAfterBreak="0">
     <w:nsid w:val="5E7924B6"/>
     <w:multiLevelType w:val="multilevel"/>
     <w:tmpl w:val="1F88E7EC"/>
@@ -4501,7 +6804,7 @@
       </w:rPr>
     </w:lvl>
   </w:abstractNum>
-  <w:abstractNum w:abstractNumId="16" w15:restartNumberingAfterBreak="0">
+  <w:abstractNum w:abstractNumId="22" w15:restartNumberingAfterBreak="0">
     <w:nsid w:val="67932E6A"/>
     <w:multiLevelType w:val="multilevel"/>
     <w:tmpl w:val="89F6259C"/>
@@ -4650,7 +6953,7 @@
       </w:rPr>
     </w:lvl>
   </w:abstractNum>
-  <w:abstractNum w:abstractNumId="17" w15:restartNumberingAfterBreak="0">
+  <w:abstractNum w:abstractNumId="23" w15:restartNumberingAfterBreak="0">
     <w:nsid w:val="68D32D0C"/>
     <w:multiLevelType w:val="multilevel"/>
     <w:tmpl w:val="DFBE053E"/>
@@ -4799,7 +7102,7 @@
       </w:rPr>
     </w:lvl>
   </w:abstractNum>
-  <w:abstractNum w:abstractNumId="18" w15:restartNumberingAfterBreak="0">
+  <w:abstractNum w:abstractNumId="24" w15:restartNumberingAfterBreak="0">
     <w:nsid w:val="6C22228E"/>
     <w:multiLevelType w:val="multilevel"/>
     <w:tmpl w:val="C440629C"/>
@@ -4948,7 +7251,7 @@
       </w:rPr>
     </w:lvl>
   </w:abstractNum>
-  <w:abstractNum w:abstractNumId="19" w15:restartNumberingAfterBreak="0">
+  <w:abstractNum w:abstractNumId="25" w15:restartNumberingAfterBreak="0">
     <w:nsid w:val="79091A7A"/>
     <w:multiLevelType w:val="multilevel"/>
     <w:tmpl w:val="EF564DCA"/>
@@ -5097,7 +7400,7 @@
       </w:rPr>
     </w:lvl>
   </w:abstractNum>
-  <w:abstractNum w:abstractNumId="20" w15:restartNumberingAfterBreak="0">
+  <w:abstractNum w:abstractNumId="26" w15:restartNumberingAfterBreak="0">
     <w:nsid w:val="7E177A1D"/>
     <w:multiLevelType w:val="multilevel"/>
     <w:tmpl w:val="F4D679A6"/>
@@ -5247,67 +7550,85 @@
     </w:lvl>
   </w:abstractNum>
   <w:num w:numId="1">
-    <w:abstractNumId w:val="14"/>
+    <w:abstractNumId w:val="20"/>
   </w:num>
   <w:num w:numId="2">
-    <w:abstractNumId w:val="10"/>
+    <w:abstractNumId w:val="15"/>
   </w:num>
   <w:num w:numId="3">
-    <w:abstractNumId w:val="6"/>
+    <w:abstractNumId w:val="8"/>
   </w:num>
   <w:num w:numId="4">
+    <w:abstractNumId w:val="7"/>
+  </w:num>
+  <w:num w:numId="5">
+    <w:abstractNumId w:val="25"/>
+  </w:num>
+  <w:num w:numId="6">
+    <w:abstractNumId w:val="22"/>
+  </w:num>
+  <w:num w:numId="7">
     <w:abstractNumId w:val="5"/>
   </w:num>
-  <w:num w:numId="5">
-    <w:abstractNumId w:val="19"/>
-  </w:num>
-  <w:num w:numId="6">
-    <w:abstractNumId w:val="16"/>
-  </w:num>
-  <w:num w:numId="7">
-    <w:abstractNumId w:val="3"/>
-  </w:num>
   <w:num w:numId="8">
-    <w:abstractNumId w:val="15"/>
+    <w:abstractNumId w:val="21"/>
   </w:num>
   <w:num w:numId="9">
-    <w:abstractNumId w:val="20"/>
+    <w:abstractNumId w:val="26"/>
   </w:num>
   <w:num w:numId="10">
-    <w:abstractNumId w:val="9"/>
+    <w:abstractNumId w:val="12"/>
   </w:num>
   <w:num w:numId="11">
     <w:abstractNumId w:val="0"/>
   </w:num>
   <w:num w:numId="12">
+    <w:abstractNumId w:val="17"/>
+  </w:num>
+  <w:num w:numId="13">
+    <w:abstractNumId w:val="9"/>
+  </w:num>
+  <w:num w:numId="14">
+    <w:abstractNumId w:val="23"/>
+  </w:num>
+  <w:num w:numId="15">
+    <w:abstractNumId w:val="18"/>
+  </w:num>
+  <w:num w:numId="16">
+    <w:abstractNumId w:val="6"/>
+  </w:num>
+  <w:num w:numId="17">
+    <w:abstractNumId w:val="4"/>
+  </w:num>
+  <w:num w:numId="18">
+    <w:abstractNumId w:val="19"/>
+  </w:num>
+  <w:num w:numId="19">
+    <w:abstractNumId w:val="24"/>
+  </w:num>
+  <w:num w:numId="20">
+    <w:abstractNumId w:val="10"/>
+  </w:num>
+  <w:num w:numId="21">
+    <w:abstractNumId w:val="3"/>
+  </w:num>
+  <w:num w:numId="22">
+    <w:abstractNumId w:val="14"/>
+  </w:num>
+  <w:num w:numId="23">
+    <w:abstractNumId w:val="1"/>
+  </w:num>
+  <w:num w:numId="24">
     <w:abstractNumId w:val="11"/>
   </w:num>
-  <w:num w:numId="13">
-    <w:abstractNumId w:val="7"/>
+  <w:num w:numId="25">
+    <w:abstractNumId w:val="13"/>
   </w:num>
-  <w:num w:numId="14">
-    <w:abstractNumId w:val="17"/>
-  </w:num>
-  <w:num w:numId="15">
-    <w:abstractNumId w:val="12"/>
-  </w:num>
-  <w:num w:numId="16">
-    <w:abstractNumId w:val="4"/>
-  </w:num>
-  <w:num w:numId="17">
+  <w:num w:numId="26">
     <w:abstractNumId w:val="2"/>
   </w:num>
-  <w:num w:numId="18">
-    <w:abstractNumId w:val="13"/>
-  </w:num>
-  <w:num w:numId="19">
-    <w:abstractNumId w:val="18"/>
-  </w:num>
-  <w:num w:numId="20">
-    <w:abstractNumId w:val="8"/>
-  </w:num>
-  <w:num w:numId="21">
-    <w:abstractNumId w:val="1"/>
+  <w:num w:numId="27">
+    <w:abstractNumId w:val="16"/>
   </w:num>
 </w:numbering>
 </file>
@@ -5882,6 +8203,11 @@
       <w:b/>
       <w:bCs/>
     </w:rPr>
+  </w:style>
+  <w:style w:type="character" w:customStyle="1" w:styleId="whitespace-normal">
+    <w:name w:val="whitespace-normal"/>
+    <w:basedOn w:val="Absatz-Standardschriftart"/>
+    <w:rsid w:val="00734F80"/>
   </w:style>
 </w:styles>
 </file>
